--- a/source/en/1-level-zero.docx
+++ b/source/en/1-level-zero.docx
@@ -195,10 +195,10 @@
           <w:i/>
           <w:iCs/>
         </w:rPr>
-        <w:t xml:space="preserve">Claude_Manual_Level_One_v2.1.docx</w:t>
-      </w:r>
-      <w:r>
-        <w:t xml:space="preserve"> in the same Manuals folder — takes you further: real prompting, Projects, connectors, a gentle step into Code and Git, and your first agent.</w:t>
+        <w:t xml:space="preserve">Level One</w:t>
+      </w:r>
+      <w:r>
+        <w:t xml:space="preserve">, also in this collection — takes you further: real prompting, Projects, connectors, a gentle step into Code and Git, and your first agent.</w:t>
       </w:r>
     </w:p>
     <w:p>
@@ -3212,7 +3212,7 @@
               <w:spacing w:after="100" w:line="262"/>
             </w:pPr>
             <w:r>
-              <w:t xml:space="preserve">It is not because something is written down that it is correct — that applies to notes, web pages, and anything Claude itself produces. Always check important claims against a reliable source or the Claude Manuals. This manual was fact-checked that way.</w:t>
+              <w:t xml:space="preserve">It is not because something is written down that it is correct — that applies to notes, web pages, and anything Claude itself produces. Always check important claims against a reliable source, such as Anthropic's official help pages. This manual was fact-checked that way.</w:t>
             </w:r>
           </w:p>
         </w:tc>
@@ -8223,7 +8223,7 @@
         <w:spacing w:after="100" w:line="262"/>
       </w:pPr>
       <w:r>
-        <w:t xml:space="preserve">If you prefer watching, these beginner-friendly videos (kept in the YouTube_Videos folder, with transcripts) are a good next step. They are in English, where the most information is.</w:t>
+        <w:t xml:space="preserve">If you prefer watching, these beginner-friendly videos (search for the titles on YouTube) are a good next step. They are in English, where the most information is.</w:t>
       </w:r>
     </w:p>
     <w:p>

--- a/source/en/1-level-zero.docx
+++ b/source/en/1-level-zero.docx
@@ -151,7 +151,7 @@
           <w:sz w:val="20"/>
           <w:szCs w:val="20"/>
         </w:rPr>
-        <w:t xml:space="preserve">Version 3.2 — August 2026</w:t>
+        <w:t xml:space="preserve">Version 3.3 — September 2026</w:t>
       </w:r>
     </w:p>
     <w:p>
@@ -178,6 +178,33 @@
       </w:pPr>
       <w:r>
         <w:t xml:space="preserve">This is the beginner book. It assumes you have never used Claude for real work and starts from absolute zero. Read it in order the first time, then keep it open as a reference.</w:t>
+      </w:r>
+    </w:p>
+    <w:p>
+      <w:pPr>
+        <w:keepLines/>
+        <w:widowControl/>
+        <w:spacing w:after="100" w:line="262"/>
+      </w:pPr>
+      <w:r>
+        <w:rPr>
+          <w:b/>
+          <w:bCs/>
+        </w:rPr>
+        <w:t xml:space="preserve">Never used an AI at all?</w:t>
+      </w:r>
+      <w:r>
+        <w:t xml:space="preserve"> Read the two-page </w:t>
+      </w:r>
+      <w:r>
+        <w:rPr>
+          <w:b/>
+          <w:bCs/>
+        </w:rPr>
+        <w:t xml:space="preserve">Start here</w:t>
+      </w:r>
+      <w:r>
+        <w:t xml:space="preserve"> guide first. It gets you a first result on the free plan in ten minutes.</w:t>
       </w:r>
     </w:p>
     <w:p>
@@ -422,7 +449,7 @@
                 <w:sz w:val="22"/>
                 <w:szCs w:val="22"/>
               </w:rPr>
-              <w:t xml:space="preserve">What is new in version 3.2</w:t>
+              <w:t xml:space="preserve">What is new in version 3.3</w:t>
             </w:r>
           </w:p>
           <w:p>
@@ -433,7 +460,7 @@
               <w:spacing w:after="100" w:line="262"/>
             </w:pPr>
             <w:r>
-              <w:t xml:space="preserve">Added: choosing a sign-in email you keep; importing your memory from another AI; "Record a skill" in Cowork; and Claude Design (covered in Level One). Updated: the new single app home and where Projects now live, plus a reminder that models and screens change quickly.</w:t>
+              <w:t xml:space="preserve">Added: a two-page "Start here" guide for complete beginners; a free-plan route in Chapter 1; a short explanation of each technical word where it first appears; a glossary grouped by theme. Updated: personal rules of thumb are now marked as experience, not fact.</w:t>
             </w:r>
           </w:p>
         </w:tc>
@@ -449,6 +476,7 @@
         <w:pStyle w:val="Heading1"/>
         <w:keepNext/>
         <w:keepLines/>
+        <w:outlineLvl w:val="9"/>
       </w:pPr>
       <w:r>
         <w:t xml:space="preserve">Table of Contents</w:t>
@@ -467,18 +495,19 @@
           </w:r>
         </w:p>
         <w:p>
+          <w:pPr>
+            <w:spacing w:before="0" w:after="0" w:line="20" w:lineRule="exact"/>
+          </w:pPr>
           <w:r>
+            <w:rPr>
+              <w:sz w:val="2"/>
+            </w:rPr>
             <w:fldChar w:fldCharType="end"/>
           </w:r>
         </w:p>
       </w:sdtContent>
     </w:sdt>
     <w:p>
-      <w:r>
-        <w:br w:type="page"/>
-      </w:r>
-    </w:p>
-    <w:p>
       <w:pPr>
         <w:pStyle w:val="Heading1"/>
         <w:keepNext/>
@@ -498,6 +527,105 @@
       <w:r>
         <w:t xml:space="preserve">You will understand Claude far faster after you have made it do one real thing. So before any theory, do this. It takes about ten minutes and produces a finished document you can keep.</w:t>
       </w:r>
+    </w:p>
+    <w:tbl>
+      <w:tblPr>
+        <w:tblW w:type="dxa" w:w="9026"/>
+      </w:tblPr>
+      <w:tblGrid>
+        <w:gridCol w:w="9026"/>
+      </w:tblGrid>
+      <w:tr>
+        <w:trPr>
+          <w:cantSplit/>
+        </w:trPr>
+        <w:tc>
+          <w:tcPr>
+            <w:tcW w:type="dxa" w:w="9026"/>
+            <w:tcBorders>
+              <w:top w:val="single" w:color="B7892B" w:sz="2"/>
+              <w:left w:val="single" w:color="B7892B" w:sz="18"/>
+              <w:bottom w:val="single" w:color="B7892B" w:sz="2"/>
+              <w:right w:val="single" w:color="B7892B" w:sz="2"/>
+            </w:tcBorders>
+            <w:shd w:fill="FFF6E0" w:val="clear"/>
+            <w:tcMar>
+              <w:top w:type="dxa" w:w="120"/>
+              <w:left w:type="dxa" w:w="200"/>
+              <w:bottom w:type="dxa" w:w="120"/>
+              <w:right w:type="dxa" w:w="160"/>
+            </w:tcMar>
+          </w:tcPr>
+          <w:p>
+            <w:pPr>
+              <w:keepNext/>
+              <w:spacing w:after="60"/>
+            </w:pPr>
+            <w:r>
+              <w:rPr>
+                <w:b/>
+                <w:bCs/>
+                <w:color w:val="B7892B"/>
+                <w:sz w:val="22"/>
+                <w:szCs w:val="22"/>
+              </w:rPr>
+              <w:t xml:space="preserve">On the free plan? Do this instead</w:t>
+            </w:r>
+          </w:p>
+          <w:p>
+            <w:pPr>
+              <w:keepLines/>
+              <w:widowControl/>
+              <w:spacing w:after="60" w:line="262"/>
+            </w:pPr>
+            <w:r>
+              <w:t xml:space="preserve">Cowork needs a paid plan. On the free plan, open </w:t>
+            </w:r>
+            <w:r>
+              <w:rPr>
+                <w:b/>
+                <w:bCs/>
+              </w:rPr>
+              <w:t xml:space="preserve">claude.ai</w:t>
+            </w:r>
+            <w:r>
+              <w:t xml:space="preserve"> and start a chat.</w:t>
+            </w:r>
+          </w:p>
+          <w:p>
+            <w:pPr>
+              <w:keepLines/>
+              <w:widowControl/>
+              <w:spacing w:after="60" w:line="262"/>
+            </w:pPr>
+            <w:r>
+              <w:t xml:space="preserve">Paste the text of a short document and type: </w:t>
+            </w:r>
+            <w:r>
+              <w:rPr>
+                <w:b/>
+                <w:bCs/>
+              </w:rPr>
+              <w:t xml:space="preserve">"Summarise this in one page, then give me three key takeaways."</w:t>
+            </w:r>
+          </w:p>
+          <w:p>
+            <w:pPr>
+              <w:keepLines/>
+              <w:widowControl/>
+              <w:spacing w:after="60" w:line="262"/>
+            </w:pPr>
+            <w:r>
+              <w:t xml:space="preserve">Then refine it, exactly as in step 6. Come back to Cowork when you upgrade.</w:t>
+            </w:r>
+          </w:p>
+        </w:tc>
+      </w:tr>
+    </w:tbl>
+    <w:p>
+      <w:pPr>
+        <w:spacing w:after="80" w:line="120" w:lineRule="exact"/>
+      </w:pPr>
     </w:p>
     <w:p>
       <w:pPr>
@@ -542,7 +670,7 @@
         <w:t xml:space="preserve">Set the engine. </w:t>
       </w:r>
       <w:r>
-        <w:t xml:space="preserve">Choose the Opus model, and switch on Extended Thinking and Web Search.</w:t>
+        <w:t xml:space="preserve">Choose the Opus model (the most capable one), and switch on Extended Thinking (Claude thinks before it answers) and Web Search (it checks facts online).</w:t>
       </w:r>
     </w:p>
     <w:p>
@@ -562,7 +690,7 @@
           <w:b/>
           <w:bCs/>
         </w:rPr>
-        <w:t xml:space="preserve">Open Cowork and point it at a folder </w:t>
+        <w:t xml:space="preserve">Open Cowork (Claude working on the files in one folder) and point it at a folder </w:t>
       </w:r>
       <w:r>
         <w:t xml:space="preserve">that contains one document you know — a PDF or a Word file.</w:t>
@@ -2323,7 +2451,7 @@
               <w:spacing w:after="100" w:line="262"/>
             </w:pPr>
             <w:r>
-              <w:t xml:space="preserve">The most capable models (Opus and Sonnet) can hold about 1,000,000 tokens at once — very roughly 750,000 words, since a token is about three-quarters of a word; the small fast one (Haiku) holds about 200,000. That is huge — but, as Chapter 12 explains, fuller is not always better.</w:t>
+              <w:t xml:space="preserve">The most capable models (Opus and Sonnet) can hold about 1,000,000 tokens at once (this is called the context window) — very roughly 750,000 words, since a token is about three-quarters of a word; the small fast one (Haiku) holds about 200,000. That is huge — but, as Chapter 12 explains, fuller is not always better.</w:t>
             </w:r>
           </w:p>
         </w:tc>
@@ -2476,7 +2604,7 @@
               <w:spacing w:after="100" w:line="262"/>
             </w:pPr>
             <w:r>
-              <w:t xml:space="preserve">Opus + Extended Thinking + Web Search turned on is what separates the people who get great results from everyone else. It costs nothing extra and takes one minute.</w:t>
+              <w:t xml:space="preserve">In my experience, Opus + Extended Thinking + Web Search turned on makes the biggest difference to your results. It takes one minute to set up.</w:t>
             </w:r>
           </w:p>
         </w:tc>
@@ -2848,7 +2976,7 @@
         <w:spacing w:after="100" w:line="262"/>
       </w:pPr>
       <w:r>
-        <w:t xml:space="preserve">Feel the "agent" side: </w:t>
+        <w:t xml:space="preserve">Feel the "agent" side (Claude acting on its own, step by step): </w:t>
       </w:r>
       <w:r>
         <w:rPr>
@@ -3924,7 +4052,7 @@
         <w:t xml:space="preserve">a file only really exists for you once it is saved into the folder you selected.</w:t>
       </w:r>
       <w:r>
-        <w:t xml:space="preserve"> If Claude says it made something but you cannot find it, it is almost always still in the scratchpad or sandbox and needs saving to your folder.</w:t>
+        <w:t xml:space="preserve"> If Claude says it made something but you cannot find it, it is almost always still in the scratchpad (Claude's private draft area) or the sandbox (a temporary, closed-off computer Claude works in) and needs saving to your folder.</w:t>
       </w:r>
     </w:p>
     <w:p>
@@ -4930,7 +5058,7 @@
         <w:spacing w:after="100" w:line="262"/>
       </w:pPr>
       <w:r>
-        <w:t xml:space="preserve">When Claude needs to run something — convert a file, crunch numbers, build a spreadsheet — it does it inside a sandbox: a small, isolated Linux computer that spins up just for your session.</w:t>
+        <w:t xml:space="preserve">When Claude needs to run something — convert a file, crunch numbers, build a spreadsheet — it does it inside a sandbox: a small, isolated Linux computer (Linux is an operating system, like Windows) that spins up just for your session.</w:t>
       </w:r>
     </w:p>
     <w:p>
@@ -5057,7 +5185,7 @@
         <w:t xml:space="preserve">A real computer. </w:t>
       </w:r>
       <w:r>
-        <w:t xml:space="preserve">It has Python, Node, and common tools, so Claude can genuinely build and test, not just describe.</w:t>
+        <w:t xml:space="preserve">It has Python and Node (programming languages) and common tools, so Claude can genuinely build and test, not just describe.</w:t>
       </w:r>
     </w:p>
     <w:p>
@@ -5068,7 +5196,7 @@
         <w:spacing w:after="100" w:line="262"/>
       </w:pPr>
       <w:r>
-        <w:t xml:space="preserve">Your "security perimeter" is simply the sum of the access you grant — the folder you connect, the connectors you switch on, and whether you allow computer use. Keep each as small as the task needs.</w:t>
+        <w:t xml:space="preserve">Your "security perimeter" is simply the sum of the access you grant — the folder you connect, the connectors you switch on, and whether you allow computer use (Claude moving your mouse and typing on your screen). Keep each as small as the task needs.</w:t>
       </w:r>
     </w:p>
     <w:tbl>
@@ -5254,7 +5382,7 @@
         <w:spacing w:after="46" w:line="258"/>
       </w:pPr>
       <w:r>
-        <w:t xml:space="preserve">A format converter (for example Markdown to Word) occasionally drops the tail of the document.</w:t>
+        <w:t xml:space="preserve">A format converter (for example Markdown, a plain-text format with simple formatting, to Word) occasionally drops the tail of the document.</w:t>
       </w:r>
     </w:p>
     <w:p>
@@ -5700,7 +5828,7 @@
               <w:spacing w:after="100" w:line="262"/>
             </w:pPr>
             <w:r>
-              <w:t xml:space="preserve">The busy window in Europe is roughly 14:00–20:00. When you can, do heavy sessions in the morning — it is faster and you waste less of your allowance waiting.</w:t>
+              <w:t xml:space="preserve">In my experience, the busy window in Europe is roughly 14:00–20:00. When you can, do heavy sessions in the morning — it is faster and you waste less of your allowance waiting.</w:t>
             </w:r>
           </w:p>
         </w:tc>
@@ -5745,7 +5873,7 @@
         <w:spacing w:after="100" w:line="262"/>
       </w:pPr>
       <w:r>
-        <w:t xml:space="preserve">Start a fresh chat when the conversation passes roughly 50 messages or you have uploaded several big files; when you change topic; or when Claude starts repeating itself. A good rhythm: one topic per session, an hour or two at most.</w:t>
+        <w:t xml:space="preserve">My rule of thumb: start a fresh chat when the conversation passes roughly 50 messages or you have uploaded several big files; when you change topic; or when Claude starts repeating itself. A good rhythm: one topic per session, an hour or two at most.</w:t>
       </w:r>
     </w:p>
     <w:p>
@@ -5799,7 +5927,7 @@
         <w:t xml:space="preserve">Keep instruction files short </w:t>
       </w:r>
       <w:r>
-        <w:t xml:space="preserve">(aim under 500 words).</w:t>
+        <w:t xml:space="preserve">(in my experience, under 500 words works best).</w:t>
       </w:r>
     </w:p>
     <w:p>
@@ -6298,7 +6426,7 @@
           <w:b/>
           <w:bCs/>
         </w:rPr>
-        <w:t xml:space="preserve">Be careful with "skip permissions." </w:t>
+        <w:t xml:space="preserve">Be careful with "skip permissions" (letting Claude act without asking you first). </w:t>
       </w:r>
       <w:r>
         <w:t xml:space="preserve">Only turn it off where the files could be replaced.</w:t>
@@ -6324,7 +6452,7 @@
         <w:t xml:space="preserve">Never paste secrets. </w:t>
       </w:r>
       <w:r>
-        <w:t xml:space="preserve">API keys and passwords belong in a local config file, not a chat.</w:t>
+        <w:t xml:space="preserve">API keys (secret codes that let a program use a service) and passwords belong in a local settings file, not a chat.</w:t>
       </w:r>
     </w:p>
     <w:p>
@@ -7382,6 +7510,23 @@
         <w:t xml:space="preserve">16. Plain-language glossary</w:t>
       </w:r>
     </w:p>
+    <w:p>
+      <w:pPr>
+        <w:keepNext/>
+        <w:keepLines/>
+        <w:spacing w:before="160" w:after="60"/>
+      </w:pPr>
+      <w:r>
+        <w:rPr>
+          <w:b/>
+          <w:bCs/>
+          <w:color w:val="1F3A5F"/>
+          <w:sz w:val="24"/>
+          <w:szCs w:val="24"/>
+        </w:rPr>
+        <w:t xml:space="preserve">AI words</w:t>
+      </w:r>
+    </w:p>
     <w:tbl>
       <w:tblPr>
         <w:tblW w:type="dxa" w:w="9026"/>
@@ -7395,8 +7540,8 @@
         </w:tblBorders>
       </w:tblPr>
       <w:tblGrid>
-        <w:gridCol w:w="2600"/>
-        <w:gridCol w:w="6426"/>
+        <w:gridCol w:w="2300"/>
+        <w:gridCol w:w="6726"/>
       </w:tblGrid>
       <w:tr>
         <w:trPr>
@@ -7405,16 +7550,20 @@
         </w:trPr>
         <w:tc>
           <w:tcPr>
-            <w:tcW w:type="dxa" w:w="2600"/>
+            <w:tcW w:type="dxa" w:w="2300"/>
             <w:shd w:fill="1F3A5F" w:val="clear"/>
             <w:tcMar>
-              <w:top w:type="dxa" w:w="80"/>
-              <w:left w:type="dxa" w:w="120"/>
-              <w:bottom w:type="dxa" w:w="80"/>
-              <w:right w:type="dxa" w:w="120"/>
-            </w:tcMar>
-          </w:tcPr>
-          <w:p>
+              <w:top w:type="dxa" w:w="70"/>
+              <w:left w:type="dxa" w:w="120"/>
+              <w:bottom w:type="dxa" w:w="70"/>
+              <w:right w:type="dxa" w:w="120"/>
+            </w:tcMar>
+          </w:tcPr>
+          <w:p>
+            <w:pPr>
+              <w:keepNext/>
+              <w:spacing w:after="0"/>
+            </w:pPr>
             <w:r>
               <w:rPr>
                 <w:b/>
@@ -7429,16 +7578,20 @@
         </w:tc>
         <w:tc>
           <w:tcPr>
-            <w:tcW w:type="dxa" w:w="6426"/>
+            <w:tcW w:type="dxa" w:w="6726"/>
             <w:shd w:fill="1F3A5F" w:val="clear"/>
             <w:tcMar>
-              <w:top w:type="dxa" w:w="80"/>
-              <w:left w:type="dxa" w:w="120"/>
-              <w:bottom w:type="dxa" w:w="80"/>
-              <w:right w:type="dxa" w:w="120"/>
-            </w:tcMar>
-          </w:tcPr>
-          <w:p>
+              <w:top w:type="dxa" w:w="70"/>
+              <w:left w:type="dxa" w:w="120"/>
+              <w:bottom w:type="dxa" w:w="70"/>
+              <w:right w:type="dxa" w:w="120"/>
+            </w:tcMar>
+          </w:tcPr>
+          <w:p>
+            <w:pPr>
+              <w:keepNext/>
+              <w:spacing w:after="0"/>
+            </w:pPr>
             <w:r>
               <w:rPr>
                 <w:b/>
@@ -7458,7 +7611,7 @@
         </w:trPr>
         <w:tc>
           <w:tcPr>
-            <w:tcW w:type="dxa" w:w="2600"/>
+            <w:tcW w:type="dxa" w:w="2300"/>
             <w:shd w:fill="EDF2F7" w:val="clear"/>
             <w:tcMar>
               <w:top w:type="dxa" w:w="70"/>
@@ -7468,6 +7621,9 @@
             </w:tcMar>
           </w:tcPr>
           <w:p>
+            <w:pPr>
+              <w:spacing w:after="0"/>
+            </w:pPr>
             <w:r>
               <w:rPr>
                 <w:sz w:val="21"/>
@@ -7479,7 +7635,7 @@
         </w:tc>
         <w:tc>
           <w:tcPr>
-            <w:tcW w:type="dxa" w:w="6426"/>
+            <w:tcW w:type="dxa" w:w="6726"/>
             <w:shd w:fill="EDF2F7" w:val="clear"/>
             <w:tcMar>
               <w:top w:type="dxa" w:w="70"/>
@@ -7489,12 +7645,15 @@
             </w:tcMar>
           </w:tcPr>
           <w:p>
-            <w:r>
-              <w:rPr>
-                <w:sz w:val="21"/>
-                <w:szCs w:val="21"/>
-              </w:rPr>
-              <w:t xml:space="preserve">The engine doing the thinking (Opus, Sonnet, Haiku). Smarter engines cost more.</w:t>
+            <w:pPr>
+              <w:spacing w:after="0"/>
+            </w:pPr>
+            <w:r>
+              <w:rPr>
+                <w:sz w:val="21"/>
+                <w:szCs w:val="21"/>
+              </w:rPr>
+              <w:t xml:space="preserve">The engine doing the thinking (Opus, Sonnet, Haiku). Smarter engines use more of your allowance.</w:t>
             </w:r>
           </w:p>
         </w:tc>
@@ -7505,7 +7664,7 @@
         </w:trPr>
         <w:tc>
           <w:tcPr>
-            <w:tcW w:type="dxa" w:w="2600"/>
+            <w:tcW w:type="dxa" w:w="2300"/>
             <w:shd w:fill="FFFFFF" w:val="clear"/>
             <w:tcMar>
               <w:top w:type="dxa" w:w="70"/>
@@ -7515,6 +7674,9 @@
             </w:tcMar>
           </w:tcPr>
           <w:p>
+            <w:pPr>
+              <w:spacing w:after="0"/>
+            </w:pPr>
             <w:r>
               <w:rPr>
                 <w:sz w:val="21"/>
@@ -7526,7 +7688,7 @@
         </w:tc>
         <w:tc>
           <w:tcPr>
-            <w:tcW w:type="dxa" w:w="6426"/>
+            <w:tcW w:type="dxa" w:w="6726"/>
             <w:shd w:fill="FFFFFF" w:val="clear"/>
             <w:tcMar>
               <w:top w:type="dxa" w:w="70"/>
@@ -7536,6 +7698,9 @@
             </w:tcMar>
           </w:tcPr>
           <w:p>
+            <w:pPr>
+              <w:spacing w:after="0"/>
+            </w:pPr>
             <w:r>
               <w:rPr>
                 <w:sz w:val="21"/>
@@ -7552,7 +7717,7 @@
         </w:trPr>
         <w:tc>
           <w:tcPr>
-            <w:tcW w:type="dxa" w:w="2600"/>
+            <w:tcW w:type="dxa" w:w="2300"/>
             <w:shd w:fill="EDF2F7" w:val="clear"/>
             <w:tcMar>
               <w:top w:type="dxa" w:w="70"/>
@@ -7562,6 +7727,9 @@
             </w:tcMar>
           </w:tcPr>
           <w:p>
+            <w:pPr>
+              <w:spacing w:after="0"/>
+            </w:pPr>
             <w:r>
               <w:rPr>
                 <w:sz w:val="21"/>
@@ -7573,7 +7741,7 @@
         </w:tc>
         <w:tc>
           <w:tcPr>
-            <w:tcW w:type="dxa" w:w="6426"/>
+            <w:tcW w:type="dxa" w:w="6726"/>
             <w:shd w:fill="EDF2F7" w:val="clear"/>
             <w:tcMar>
               <w:top w:type="dxa" w:w="70"/>
@@ -7583,6 +7751,9 @@
             </w:tcMar>
           </w:tcPr>
           <w:p>
+            <w:pPr>
+              <w:spacing w:after="0"/>
+            </w:pPr>
             <w:r>
               <w:rPr>
                 <w:sz w:val="21"/>
@@ -7599,7 +7770,7 @@
         </w:trPr>
         <w:tc>
           <w:tcPr>
-            <w:tcW w:type="dxa" w:w="2600"/>
+            <w:tcW w:type="dxa" w:w="2300"/>
             <w:shd w:fill="FFFFFF" w:val="clear"/>
             <w:tcMar>
               <w:top w:type="dxa" w:w="70"/>
@@ -7609,6 +7780,9 @@
             </w:tcMar>
           </w:tcPr>
           <w:p>
+            <w:pPr>
+              <w:spacing w:after="0"/>
+            </w:pPr>
             <w:r>
               <w:rPr>
                 <w:sz w:val="21"/>
@@ -7620,7 +7794,7 @@
         </w:tc>
         <w:tc>
           <w:tcPr>
-            <w:tcW w:type="dxa" w:w="6426"/>
+            <w:tcW w:type="dxa" w:w="6726"/>
             <w:shd w:fill="FFFFFF" w:val="clear"/>
             <w:tcMar>
               <w:top w:type="dxa" w:w="70"/>
@@ -7630,12 +7804,15 @@
             </w:tcMar>
           </w:tcPr>
           <w:p>
-            <w:r>
-              <w:rPr>
-                <w:sz w:val="21"/>
-                <w:szCs w:val="21"/>
-              </w:rPr>
-              <w:t xml:space="preserve">A chunk of text (roughly three-quarters of a word). Limits and costs are counted in tokens.</w:t>
+            <w:pPr>
+              <w:spacing w:after="0"/>
+            </w:pPr>
+            <w:r>
+              <w:rPr>
+                <w:sz w:val="21"/>
+                <w:szCs w:val="21"/>
+              </w:rPr>
+              <w:t xml:space="preserve">A chunk of text, roughly three-quarters of a word. Limits and costs are counted in tokens.</w:t>
             </w:r>
           </w:p>
         </w:tc>
@@ -7646,7 +7823,7 @@
         </w:trPr>
         <w:tc>
           <w:tcPr>
-            <w:tcW w:type="dxa" w:w="2600"/>
+            <w:tcW w:type="dxa" w:w="2300"/>
             <w:shd w:fill="EDF2F7" w:val="clear"/>
             <w:tcMar>
               <w:top w:type="dxa" w:w="70"/>
@@ -7656,6 +7833,9 @@
             </w:tcMar>
           </w:tcPr>
           <w:p>
+            <w:pPr>
+              <w:spacing w:after="0"/>
+            </w:pPr>
             <w:r>
               <w:rPr>
                 <w:sz w:val="21"/>
@@ -7667,7 +7847,7 @@
         </w:tc>
         <w:tc>
           <w:tcPr>
-            <w:tcW w:type="dxa" w:w="6426"/>
+            <w:tcW w:type="dxa" w:w="6726"/>
             <w:shd w:fill="EDF2F7" w:val="clear"/>
             <w:tcMar>
               <w:top w:type="dxa" w:w="70"/>
@@ -7677,6 +7857,9 @@
             </w:tcMar>
           </w:tcPr>
           <w:p>
+            <w:pPr>
+              <w:spacing w:after="0"/>
+            </w:pPr>
             <w:r>
               <w:rPr>
                 <w:sz w:val="21"/>
@@ -7693,7 +7876,7 @@
         </w:trPr>
         <w:tc>
           <w:tcPr>
-            <w:tcW w:type="dxa" w:w="2600"/>
+            <w:tcW w:type="dxa" w:w="2300"/>
             <w:shd w:fill="FFFFFF" w:val="clear"/>
             <w:tcMar>
               <w:top w:type="dxa" w:w="70"/>
@@ -7703,6 +7886,9 @@
             </w:tcMar>
           </w:tcPr>
           <w:p>
+            <w:pPr>
+              <w:spacing w:after="0"/>
+            </w:pPr>
             <w:r>
               <w:rPr>
                 <w:sz w:val="21"/>
@@ -7714,7 +7900,7 @@
         </w:tc>
         <w:tc>
           <w:tcPr>
-            <w:tcW w:type="dxa" w:w="6426"/>
+            <w:tcW w:type="dxa" w:w="6726"/>
             <w:shd w:fill="FFFFFF" w:val="clear"/>
             <w:tcMar>
               <w:top w:type="dxa" w:w="70"/>
@@ -7724,6 +7910,9 @@
             </w:tcMar>
           </w:tcPr>
           <w:p>
+            <w:pPr>
+              <w:spacing w:after="0"/>
+            </w:pPr>
             <w:r>
               <w:rPr>
                 <w:sz w:val="21"/>
@@ -7740,7 +7929,7 @@
         </w:trPr>
         <w:tc>
           <w:tcPr>
-            <w:tcW w:type="dxa" w:w="2600"/>
+            <w:tcW w:type="dxa" w:w="2300"/>
             <w:shd w:fill="EDF2F7" w:val="clear"/>
             <w:tcMar>
               <w:top w:type="dxa" w:w="70"/>
@@ -7750,18 +7939,21 @@
             </w:tcMar>
           </w:tcPr>
           <w:p>
-            <w:r>
-              <w:rPr>
-                <w:sz w:val="21"/>
-                <w:szCs w:val="21"/>
-              </w:rPr>
-              <w:t xml:space="preserve">Sandbox</w:t>
-            </w:r>
-          </w:p>
-        </w:tc>
-        <w:tc>
-          <w:tcPr>
-            <w:tcW w:type="dxa" w:w="6426"/>
+            <w:pPr>
+              <w:spacing w:after="0"/>
+            </w:pPr>
+            <w:r>
+              <w:rPr>
+                <w:sz w:val="21"/>
+                <w:szCs w:val="21"/>
+              </w:rPr>
+              <w:t xml:space="preserve">Web Search</w:t>
+            </w:r>
+          </w:p>
+        </w:tc>
+        <w:tc>
+          <w:tcPr>
+            <w:tcW w:type="dxa" w:w="6726"/>
             <w:shd w:fill="EDF2F7" w:val="clear"/>
             <w:tcMar>
               <w:top w:type="dxa" w:w="70"/>
@@ -7771,12 +7963,15 @@
             </w:tcMar>
           </w:tcPr>
           <w:p>
-            <w:r>
-              <w:rPr>
-                <w:sz w:val="21"/>
-                <w:szCs w:val="21"/>
-              </w:rPr>
-              <w:t xml:space="preserve">A temporary, isolated Linux computer Claude uses to run code safely.</w:t>
+            <w:pPr>
+              <w:spacing w:after="0"/>
+            </w:pPr>
+            <w:r>
+              <w:rPr>
+                <w:sz w:val="21"/>
+                <w:szCs w:val="21"/>
+              </w:rPr>
+              <w:t xml:space="preserve">Lets Claude check facts online instead of guessing.</w:t>
             </w:r>
           </w:p>
         </w:tc>
@@ -7787,7 +7982,7 @@
         </w:trPr>
         <w:tc>
           <w:tcPr>
-            <w:tcW w:type="dxa" w:w="2600"/>
+            <w:tcW w:type="dxa" w:w="2300"/>
             <w:shd w:fill="FFFFFF" w:val="clear"/>
             <w:tcMar>
               <w:top w:type="dxa" w:w="70"/>
@@ -7797,18 +7992,21 @@
             </w:tcMar>
           </w:tcPr>
           <w:p>
-            <w:r>
-              <w:rPr>
-                <w:sz w:val="21"/>
-                <w:szCs w:val="21"/>
-              </w:rPr>
-              <w:t xml:space="preserve">Scratchpad</w:t>
-            </w:r>
-          </w:p>
-        </w:tc>
-        <w:tc>
-          <w:tcPr>
-            <w:tcW w:type="dxa" w:w="6426"/>
+            <w:pPr>
+              <w:spacing w:after="0"/>
+            </w:pPr>
+            <w:r>
+              <w:rPr>
+                <w:sz w:val="21"/>
+                <w:szCs w:val="21"/>
+              </w:rPr>
+              <w:t xml:space="preserve">Agent</w:t>
+            </w:r>
+          </w:p>
+        </w:tc>
+        <w:tc>
+          <w:tcPr>
+            <w:tcW w:type="dxa" w:w="6726"/>
             <w:shd w:fill="FFFFFF" w:val="clear"/>
             <w:tcMar>
               <w:top w:type="dxa" w:w="70"/>
@@ -7818,12 +8016,116 @@
             </w:tcMar>
           </w:tcPr>
           <w:p>
-            <w:r>
-              <w:rPr>
-                <w:sz w:val="21"/>
-                <w:szCs w:val="21"/>
-              </w:rPr>
-              <w:t xml:space="preserve">Claude's private draft area, before a file is saved into your folder.</w:t>
+            <w:pPr>
+              <w:spacing w:after="0"/>
+            </w:pPr>
+            <w:r>
+              <w:rPr>
+                <w:sz w:val="21"/>
+                <w:szCs w:val="21"/>
+              </w:rPr>
+              <w:t xml:space="preserve">Claude working toward a goal on its own, step by step.</w:t>
+            </w:r>
+          </w:p>
+        </w:tc>
+      </w:tr>
+    </w:tbl>
+    <w:p>
+      <w:pPr>
+        <w:spacing w:after="80" w:line="120" w:lineRule="exact"/>
+      </w:pPr>
+    </w:p>
+    <w:p>
+      <w:pPr>
+        <w:keepNext/>
+        <w:keepLines/>
+        <w:spacing w:before="160" w:after="60"/>
+      </w:pPr>
+      <w:r>
+        <w:rPr>
+          <w:b/>
+          <w:bCs/>
+          <w:color w:val="1F3A5F"/>
+          <w:sz w:val="24"/>
+          <w:szCs w:val="24"/>
+        </w:rPr>
+        <w:t xml:space="preserve">Where your files live</w:t>
+      </w:r>
+    </w:p>
+    <w:tbl>
+      <w:tblPr>
+        <w:tblW w:type="dxa" w:w="9026"/>
+        <w:tblBorders>
+          <w:top w:val="single" w:color="CCCCCC" w:sz="1"/>
+          <w:left w:val="single" w:color="CCCCCC" w:sz="1"/>
+          <w:bottom w:val="single" w:color="CCCCCC" w:sz="1"/>
+          <w:right w:val="single" w:color="CCCCCC" w:sz="1"/>
+          <w:insideH w:val="single" w:color="CCCCCC" w:sz="1"/>
+          <w:insideV w:val="single" w:color="CCCCCC" w:sz="1"/>
+        </w:tblBorders>
+      </w:tblPr>
+      <w:tblGrid>
+        <w:gridCol w:w="2300"/>
+        <w:gridCol w:w="6726"/>
+      </w:tblGrid>
+      <w:tr>
+        <w:trPr>
+          <w:cantSplit/>
+          <w:tblHeader/>
+        </w:trPr>
+        <w:tc>
+          <w:tcPr>
+            <w:tcW w:type="dxa" w:w="2300"/>
+            <w:shd w:fill="1F3A5F" w:val="clear"/>
+            <w:tcMar>
+              <w:top w:type="dxa" w:w="70"/>
+              <w:left w:type="dxa" w:w="120"/>
+              <w:bottom w:type="dxa" w:w="70"/>
+              <w:right w:type="dxa" w:w="120"/>
+            </w:tcMar>
+          </w:tcPr>
+          <w:p>
+            <w:pPr>
+              <w:keepNext/>
+              <w:spacing w:after="0"/>
+            </w:pPr>
+            <w:r>
+              <w:rPr>
+                <w:b/>
+                <w:bCs/>
+                <w:color w:val="FFFFFF"/>
+                <w:sz w:val="21"/>
+                <w:szCs w:val="21"/>
+              </w:rPr>
+              <w:t xml:space="preserve">Term</w:t>
+            </w:r>
+          </w:p>
+        </w:tc>
+        <w:tc>
+          <w:tcPr>
+            <w:tcW w:type="dxa" w:w="6726"/>
+            <w:shd w:fill="1F3A5F" w:val="clear"/>
+            <w:tcMar>
+              <w:top w:type="dxa" w:w="70"/>
+              <w:left w:type="dxa" w:w="120"/>
+              <w:bottom w:type="dxa" w:w="70"/>
+              <w:right w:type="dxa" w:w="120"/>
+            </w:tcMar>
+          </w:tcPr>
+          <w:p>
+            <w:pPr>
+              <w:keepNext/>
+              <w:spacing w:after="0"/>
+            </w:pPr>
+            <w:r>
+              <w:rPr>
+                <w:b/>
+                <w:bCs/>
+                <w:color w:val="FFFFFF"/>
+                <w:sz w:val="21"/>
+                <w:szCs w:val="21"/>
+              </w:rPr>
+              <w:t xml:space="preserve">In plain words</w:t>
             </w:r>
           </w:p>
         </w:tc>
@@ -7834,7 +8136,7 @@
         </w:trPr>
         <w:tc>
           <w:tcPr>
-            <w:tcW w:type="dxa" w:w="2600"/>
+            <w:tcW w:type="dxa" w:w="2300"/>
             <w:shd w:fill="EDF2F7" w:val="clear"/>
             <w:tcMar>
               <w:top w:type="dxa" w:w="70"/>
@@ -7844,18 +8146,21 @@
             </w:tcMar>
           </w:tcPr>
           <w:p>
-            <w:r>
-              <w:rPr>
-                <w:sz w:val="21"/>
-                <w:szCs w:val="21"/>
-              </w:rPr>
-              <w:t xml:space="preserve">Truncation</w:t>
-            </w:r>
-          </w:p>
-        </w:tc>
-        <w:tc>
-          <w:tcPr>
-            <w:tcW w:type="dxa" w:w="6426"/>
+            <w:pPr>
+              <w:spacing w:after="0"/>
+            </w:pPr>
+            <w:r>
+              <w:rPr>
+                <w:sz w:val="21"/>
+                <w:szCs w:val="21"/>
+              </w:rPr>
+              <w:t xml:space="preserve">Cowork</w:t>
+            </w:r>
+          </w:p>
+        </w:tc>
+        <w:tc>
+          <w:tcPr>
+            <w:tcW w:type="dxa" w:w="6726"/>
             <w:shd w:fill="EDF2F7" w:val="clear"/>
             <w:tcMar>
               <w:top w:type="dxa" w:w="70"/>
@@ -7865,12 +8170,15 @@
             </w:tcMar>
           </w:tcPr>
           <w:p>
-            <w:r>
-              <w:rPr>
-                <w:sz w:val="21"/>
-                <w:szCs w:val="21"/>
-              </w:rPr>
-              <w:t xml:space="preserve">A file getting silently cut off, usually at the end. See Chapter 11.</w:t>
+            <w:pPr>
+              <w:spacing w:after="0"/>
+            </w:pPr>
+            <w:r>
+              <w:rPr>
+                <w:sz w:val="21"/>
+                <w:szCs w:val="21"/>
+              </w:rPr>
+              <w:t xml:space="preserve">The desktop agent that works inside a folder and produces finished files.</w:t>
             </w:r>
           </w:p>
         </w:tc>
@@ -7881,7 +8189,7 @@
         </w:trPr>
         <w:tc>
           <w:tcPr>
-            <w:tcW w:type="dxa" w:w="2600"/>
+            <w:tcW w:type="dxa" w:w="2300"/>
             <w:shd w:fill="FFFFFF" w:val="clear"/>
             <w:tcMar>
               <w:top w:type="dxa" w:w="70"/>
@@ -7891,18 +8199,21 @@
             </w:tcMar>
           </w:tcPr>
           <w:p>
-            <w:r>
-              <w:rPr>
-                <w:sz w:val="21"/>
-                <w:szCs w:val="21"/>
-              </w:rPr>
-              <w:t xml:space="preserve">Cowork</w:t>
-            </w:r>
-          </w:p>
-        </w:tc>
-        <w:tc>
-          <w:tcPr>
-            <w:tcW w:type="dxa" w:w="6426"/>
+            <w:pPr>
+              <w:spacing w:after="0"/>
+            </w:pPr>
+            <w:r>
+              <w:rPr>
+                <w:sz w:val="21"/>
+                <w:szCs w:val="21"/>
+              </w:rPr>
+              <w:t xml:space="preserve">Sandbox</w:t>
+            </w:r>
+          </w:p>
+        </w:tc>
+        <w:tc>
+          <w:tcPr>
+            <w:tcW w:type="dxa" w:w="6726"/>
             <w:shd w:fill="FFFFFF" w:val="clear"/>
             <w:tcMar>
               <w:top w:type="dxa" w:w="70"/>
@@ -7912,12 +8223,15 @@
             </w:tcMar>
           </w:tcPr>
           <w:p>
-            <w:r>
-              <w:rPr>
-                <w:sz w:val="21"/>
-                <w:szCs w:val="21"/>
-              </w:rPr>
-              <w:t xml:space="preserve">The desktop agent that works inside a folder and produces finished files.</w:t>
+            <w:pPr>
+              <w:spacing w:after="0"/>
+            </w:pPr>
+            <w:r>
+              <w:rPr>
+                <w:sz w:val="21"/>
+                <w:szCs w:val="21"/>
+              </w:rPr>
+              <w:t xml:space="preserve">A temporary, isolated Linux computer Claude uses to run code safely.</w:t>
             </w:r>
           </w:p>
         </w:tc>
@@ -7928,7 +8242,7 @@
         </w:trPr>
         <w:tc>
           <w:tcPr>
-            <w:tcW w:type="dxa" w:w="2600"/>
+            <w:tcW w:type="dxa" w:w="2300"/>
             <w:shd w:fill="EDF2F7" w:val="clear"/>
             <w:tcMar>
               <w:top w:type="dxa" w:w="70"/>
@@ -7938,18 +8252,21 @@
             </w:tcMar>
           </w:tcPr>
           <w:p>
-            <w:r>
-              <w:rPr>
-                <w:sz w:val="21"/>
-                <w:szCs w:val="21"/>
-              </w:rPr>
-              <w:t xml:space="preserve">Dispatch</w:t>
-            </w:r>
-          </w:p>
-        </w:tc>
-        <w:tc>
-          <w:tcPr>
-            <w:tcW w:type="dxa" w:w="6426"/>
+            <w:pPr>
+              <w:spacing w:after="0"/>
+            </w:pPr>
+            <w:r>
+              <w:rPr>
+                <w:sz w:val="21"/>
+                <w:szCs w:val="21"/>
+              </w:rPr>
+              <w:t xml:space="preserve">Scratchpad</w:t>
+            </w:r>
+          </w:p>
+        </w:tc>
+        <w:tc>
+          <w:tcPr>
+            <w:tcW w:type="dxa" w:w="6726"/>
             <w:shd w:fill="EDF2F7" w:val="clear"/>
             <w:tcMar>
               <w:top w:type="dxa" w:w="70"/>
@@ -7959,12 +8276,15 @@
             </w:tcMar>
           </w:tcPr>
           <w:p>
-            <w:r>
-              <w:rPr>
-                <w:sz w:val="21"/>
-                <w:szCs w:val="21"/>
-              </w:rPr>
-              <w:t xml:space="preserve">Assigning a Cowork task from your phone; the desktop does the work.</w:t>
+            <w:pPr>
+              <w:spacing w:after="0"/>
+            </w:pPr>
+            <w:r>
+              <w:rPr>
+                <w:sz w:val="21"/>
+                <w:szCs w:val="21"/>
+              </w:rPr>
+              <w:t xml:space="preserve">Claude's private draft area, before a file is saved into your folder.</w:t>
             </w:r>
           </w:p>
         </w:tc>
@@ -7975,7 +8295,7 @@
         </w:trPr>
         <w:tc>
           <w:tcPr>
-            <w:tcW w:type="dxa" w:w="2600"/>
+            <w:tcW w:type="dxa" w:w="2300"/>
             <w:shd w:fill="FFFFFF" w:val="clear"/>
             <w:tcMar>
               <w:top w:type="dxa" w:w="70"/>
@@ -7985,18 +8305,21 @@
             </w:tcMar>
           </w:tcPr>
           <w:p>
-            <w:r>
-              <w:rPr>
-                <w:sz w:val="21"/>
-                <w:szCs w:val="21"/>
-              </w:rPr>
-              <w:t xml:space="preserve">Code</w:t>
-            </w:r>
-          </w:p>
-        </w:tc>
-        <w:tc>
-          <w:tcPr>
-            <w:tcW w:type="dxa" w:w="6426"/>
+            <w:pPr>
+              <w:spacing w:after="0"/>
+            </w:pPr>
+            <w:r>
+              <w:rPr>
+                <w:sz w:val="21"/>
+                <w:szCs w:val="21"/>
+              </w:rPr>
+              <w:t xml:space="preserve">Truncation</w:t>
+            </w:r>
+          </w:p>
+        </w:tc>
+        <w:tc>
+          <w:tcPr>
+            <w:tcW w:type="dxa" w:w="6726"/>
             <w:shd w:fill="FFFFFF" w:val="clear"/>
             <w:tcMar>
               <w:top w:type="dxa" w:w="70"/>
@@ -8006,12 +8329,15 @@
             </w:tcMar>
           </w:tcPr>
           <w:p>
-            <w:r>
-              <w:rPr>
-                <w:sz w:val="21"/>
-                <w:szCs w:val="21"/>
-              </w:rPr>
-              <w:t xml:space="preserve">Claude that writes and runs real software.</w:t>
+            <w:pPr>
+              <w:spacing w:after="0"/>
+            </w:pPr>
+            <w:r>
+              <w:rPr>
+                <w:sz w:val="21"/>
+                <w:szCs w:val="21"/>
+              </w:rPr>
+              <w:t xml:space="preserve">A file getting silently cut off, usually at the end. See Chapter 11.</w:t>
             </w:r>
           </w:p>
         </w:tc>
@@ -8022,7 +8348,7 @@
         </w:trPr>
         <w:tc>
           <w:tcPr>
-            <w:tcW w:type="dxa" w:w="2600"/>
+            <w:tcW w:type="dxa" w:w="2300"/>
             <w:shd w:fill="EDF2F7" w:val="clear"/>
             <w:tcMar>
               <w:top w:type="dxa" w:w="70"/>
@@ -8032,18 +8358,21 @@
             </w:tcMar>
           </w:tcPr>
           <w:p>
-            <w:r>
-              <w:rPr>
-                <w:sz w:val="21"/>
-                <w:szCs w:val="21"/>
-              </w:rPr>
-              <w:t xml:space="preserve">Project</w:t>
-            </w:r>
-          </w:p>
-        </w:tc>
-        <w:tc>
-          <w:tcPr>
-            <w:tcW w:type="dxa" w:w="6426"/>
+            <w:pPr>
+              <w:spacing w:after="0"/>
+            </w:pPr>
+            <w:r>
+              <w:rPr>
+                <w:sz w:val="21"/>
+                <w:szCs w:val="21"/>
+              </w:rPr>
+              <w:t xml:space="preserve">Files On-Demand</w:t>
+            </w:r>
+          </w:p>
+        </w:tc>
+        <w:tc>
+          <w:tcPr>
+            <w:tcW w:type="dxa" w:w="6726"/>
             <w:shd w:fill="EDF2F7" w:val="clear"/>
             <w:tcMar>
               <w:top w:type="dxa" w:w="70"/>
@@ -8053,12 +8382,15 @@
             </w:tcMar>
           </w:tcPr>
           <w:p>
-            <w:r>
-              <w:rPr>
-                <w:sz w:val="21"/>
-                <w:szCs w:val="21"/>
-              </w:rPr>
-              <w:t xml:space="preserve">A folder of chats sharing instructions and files.</w:t>
+            <w:pPr>
+              <w:spacing w:after="0"/>
+            </w:pPr>
+            <w:r>
+              <w:rPr>
+                <w:sz w:val="21"/>
+                <w:szCs w:val="21"/>
+              </w:rPr>
+              <w:t xml:space="preserve">A OneDrive setting where the real file stays in the cloud until you open it.</w:t>
             </w:r>
           </w:p>
         </w:tc>
@@ -8069,7 +8401,7 @@
         </w:trPr>
         <w:tc>
           <w:tcPr>
-            <w:tcW w:type="dxa" w:w="2600"/>
+            <w:tcW w:type="dxa" w:w="2300"/>
             <w:shd w:fill="FFFFFF" w:val="clear"/>
             <w:tcMar>
               <w:top w:type="dxa" w:w="70"/>
@@ -8079,18 +8411,21 @@
             </w:tcMar>
           </w:tcPr>
           <w:p>
-            <w:r>
-              <w:rPr>
-                <w:sz w:val="21"/>
-                <w:szCs w:val="21"/>
-              </w:rPr>
-              <w:t xml:space="preserve">Skill</w:t>
-            </w:r>
-          </w:p>
-        </w:tc>
-        <w:tc>
-          <w:tcPr>
-            <w:tcW w:type="dxa" w:w="6426"/>
+            <w:pPr>
+              <w:spacing w:after="0"/>
+            </w:pPr>
+            <w:r>
+              <w:rPr>
+                <w:sz w:val="21"/>
+                <w:szCs w:val="21"/>
+              </w:rPr>
+              <w:t xml:space="preserve">Markdown</w:t>
+            </w:r>
+          </w:p>
+        </w:tc>
+        <w:tc>
+          <w:tcPr>
+            <w:tcW w:type="dxa" w:w="6726"/>
             <w:shd w:fill="FFFFFF" w:val="clear"/>
             <w:tcMar>
               <w:top w:type="dxa" w:w="70"/>
@@ -8100,12 +8435,116 @@
             </w:tcMar>
           </w:tcPr>
           <w:p>
-            <w:r>
-              <w:rPr>
-                <w:sz w:val="21"/>
-                <w:szCs w:val="21"/>
-              </w:rPr>
-              <w:t xml:space="preserve">A reusable instruction file (SKILL.md) that teaches Claude one job.</w:t>
+            <w:pPr>
+              <w:spacing w:after="0"/>
+            </w:pPr>
+            <w:r>
+              <w:rPr>
+                <w:sz w:val="21"/>
+                <w:szCs w:val="21"/>
+              </w:rPr>
+              <w:t xml:space="preserve">A plain-text format with simple formatting. Cheap in tokens, easy for Claude to read.</w:t>
+            </w:r>
+          </w:p>
+        </w:tc>
+      </w:tr>
+    </w:tbl>
+    <w:p>
+      <w:pPr>
+        <w:spacing w:after="80" w:line="120" w:lineRule="exact"/>
+      </w:pPr>
+    </w:p>
+    <w:p>
+      <w:pPr>
+        <w:keepNext/>
+        <w:keepLines/>
+        <w:spacing w:before="160" w:after="60"/>
+      </w:pPr>
+      <w:r>
+        <w:rPr>
+          <w:b/>
+          <w:bCs/>
+          <w:color w:val="1F3A5F"/>
+          <w:sz w:val="24"/>
+          <w:szCs w:val="24"/>
+        </w:rPr>
+        <w:t xml:space="preserve">Connecting, remembering and staying safe</w:t>
+      </w:r>
+    </w:p>
+    <w:tbl>
+      <w:tblPr>
+        <w:tblW w:type="dxa" w:w="9026"/>
+        <w:tblBorders>
+          <w:top w:val="single" w:color="CCCCCC" w:sz="1"/>
+          <w:left w:val="single" w:color="CCCCCC" w:sz="1"/>
+          <w:bottom w:val="single" w:color="CCCCCC" w:sz="1"/>
+          <w:right w:val="single" w:color="CCCCCC" w:sz="1"/>
+          <w:insideH w:val="single" w:color="CCCCCC" w:sz="1"/>
+          <w:insideV w:val="single" w:color="CCCCCC" w:sz="1"/>
+        </w:tblBorders>
+      </w:tblPr>
+      <w:tblGrid>
+        <w:gridCol w:w="2300"/>
+        <w:gridCol w:w="6726"/>
+      </w:tblGrid>
+      <w:tr>
+        <w:trPr>
+          <w:cantSplit/>
+          <w:tblHeader/>
+        </w:trPr>
+        <w:tc>
+          <w:tcPr>
+            <w:tcW w:type="dxa" w:w="2300"/>
+            <w:shd w:fill="1F3A5F" w:val="clear"/>
+            <w:tcMar>
+              <w:top w:type="dxa" w:w="70"/>
+              <w:left w:type="dxa" w:w="120"/>
+              <w:bottom w:type="dxa" w:w="70"/>
+              <w:right w:type="dxa" w:w="120"/>
+            </w:tcMar>
+          </w:tcPr>
+          <w:p>
+            <w:pPr>
+              <w:keepNext/>
+              <w:spacing w:after="0"/>
+            </w:pPr>
+            <w:r>
+              <w:rPr>
+                <w:b/>
+                <w:bCs/>
+                <w:color w:val="FFFFFF"/>
+                <w:sz w:val="21"/>
+                <w:szCs w:val="21"/>
+              </w:rPr>
+              <w:t xml:space="preserve">Term</w:t>
+            </w:r>
+          </w:p>
+        </w:tc>
+        <w:tc>
+          <w:tcPr>
+            <w:tcW w:type="dxa" w:w="6726"/>
+            <w:shd w:fill="1F3A5F" w:val="clear"/>
+            <w:tcMar>
+              <w:top w:type="dxa" w:w="70"/>
+              <w:left w:type="dxa" w:w="120"/>
+              <w:bottom w:type="dxa" w:w="70"/>
+              <w:right w:type="dxa" w:w="120"/>
+            </w:tcMar>
+          </w:tcPr>
+          <w:p>
+            <w:pPr>
+              <w:keepNext/>
+              <w:spacing w:after="0"/>
+            </w:pPr>
+            <w:r>
+              <w:rPr>
+                <w:b/>
+                <w:bCs/>
+                <w:color w:val="FFFFFF"/>
+                <w:sz w:val="21"/>
+                <w:szCs w:val="21"/>
+              </w:rPr>
+              <w:t xml:space="preserve">In plain words</w:t>
             </w:r>
           </w:p>
         </w:tc>
@@ -8116,7 +8555,7 @@
         </w:trPr>
         <w:tc>
           <w:tcPr>
-            <w:tcW w:type="dxa" w:w="2600"/>
+            <w:tcW w:type="dxa" w:w="2300"/>
             <w:shd w:fill="EDF2F7" w:val="clear"/>
             <w:tcMar>
               <w:top w:type="dxa" w:w="70"/>
@@ -8126,18 +8565,21 @@
             </w:tcMar>
           </w:tcPr>
           <w:p>
-            <w:r>
-              <w:rPr>
-                <w:sz w:val="21"/>
-                <w:szCs w:val="21"/>
-              </w:rPr>
-              <w:t xml:space="preserve">Connector / MCP</w:t>
-            </w:r>
-          </w:p>
-        </w:tc>
-        <w:tc>
-          <w:tcPr>
-            <w:tcW w:type="dxa" w:w="6426"/>
+            <w:pPr>
+              <w:spacing w:after="0"/>
+            </w:pPr>
+            <w:r>
+              <w:rPr>
+                <w:sz w:val="21"/>
+                <w:szCs w:val="21"/>
+              </w:rPr>
+              <w:t xml:space="preserve">Project</w:t>
+            </w:r>
+          </w:p>
+        </w:tc>
+        <w:tc>
+          <w:tcPr>
+            <w:tcW w:type="dxa" w:w="6726"/>
             <w:shd w:fill="EDF2F7" w:val="clear"/>
             <w:tcMar>
               <w:top w:type="dxa" w:w="70"/>
@@ -8147,12 +8589,15 @@
             </w:tcMar>
           </w:tcPr>
           <w:p>
-            <w:r>
-              <w:rPr>
-                <w:sz w:val="21"/>
-                <w:szCs w:val="21"/>
-              </w:rPr>
-              <w:t xml:space="preserve">A bridge that lets Claude reach another app, like Gmail or Outlook.</w:t>
+            <w:pPr>
+              <w:spacing w:after="0"/>
+            </w:pPr>
+            <w:r>
+              <w:rPr>
+                <w:sz w:val="21"/>
+                <w:szCs w:val="21"/>
+              </w:rPr>
+              <w:t xml:space="preserve">A folder of chats sharing instructions and files.</w:t>
             </w:r>
           </w:p>
         </w:tc>
@@ -8163,7 +8608,7 @@
         </w:trPr>
         <w:tc>
           <w:tcPr>
-            <w:tcW w:type="dxa" w:w="2600"/>
+            <w:tcW w:type="dxa" w:w="2300"/>
             <w:shd w:fill="FFFFFF" w:val="clear"/>
             <w:tcMar>
               <w:top w:type="dxa" w:w="70"/>
@@ -8173,6 +8618,62 @@
             </w:tcMar>
           </w:tcPr>
           <w:p>
+            <w:pPr>
+              <w:spacing w:after="0"/>
+            </w:pPr>
+            <w:r>
+              <w:rPr>
+                <w:sz w:val="21"/>
+                <w:szCs w:val="21"/>
+              </w:rPr>
+              <w:t xml:space="preserve">Skill</w:t>
+            </w:r>
+          </w:p>
+        </w:tc>
+        <w:tc>
+          <w:tcPr>
+            <w:tcW w:type="dxa" w:w="6726"/>
+            <w:shd w:fill="FFFFFF" w:val="clear"/>
+            <w:tcMar>
+              <w:top w:type="dxa" w:w="70"/>
+              <w:left w:type="dxa" w:w="120"/>
+              <w:bottom w:type="dxa" w:w="70"/>
+              <w:right w:type="dxa" w:w="120"/>
+            </w:tcMar>
+          </w:tcPr>
+          <w:p>
+            <w:pPr>
+              <w:spacing w:after="0"/>
+            </w:pPr>
+            <w:r>
+              <w:rPr>
+                <w:sz w:val="21"/>
+                <w:szCs w:val="21"/>
+              </w:rPr>
+              <w:t xml:space="preserve">A reusable instruction file (SKILL.md) that teaches Claude one job.</w:t>
+            </w:r>
+          </w:p>
+        </w:tc>
+      </w:tr>
+      <w:tr>
+        <w:trPr>
+          <w:cantSplit/>
+        </w:trPr>
+        <w:tc>
+          <w:tcPr>
+            <w:tcW w:type="dxa" w:w="2300"/>
+            <w:shd w:fill="EDF2F7" w:val="clear"/>
+            <w:tcMar>
+              <w:top w:type="dxa" w:w="70"/>
+              <w:left w:type="dxa" w:w="120"/>
+              <w:bottom w:type="dxa" w:w="70"/>
+              <w:right w:type="dxa" w:w="120"/>
+            </w:tcMar>
+          </w:tcPr>
+          <w:p>
+            <w:pPr>
+              <w:spacing w:after="0"/>
+            </w:pPr>
             <w:r>
               <w:rPr>
                 <w:sz w:val="21"/>
@@ -8184,7 +8685,36 @@
         </w:tc>
         <w:tc>
           <w:tcPr>
-            <w:tcW w:type="dxa" w:w="6426"/>
+            <w:tcW w:type="dxa" w:w="6726"/>
+            <w:shd w:fill="EDF2F7" w:val="clear"/>
+            <w:tcMar>
+              <w:top w:type="dxa" w:w="70"/>
+              <w:left w:type="dxa" w:w="120"/>
+              <w:bottom w:type="dxa" w:w="70"/>
+              <w:right w:type="dxa" w:w="120"/>
+            </w:tcMar>
+          </w:tcPr>
+          <w:p>
+            <w:pPr>
+              <w:spacing w:after="0"/>
+            </w:pPr>
+            <w:r>
+              <w:rPr>
+                <w:sz w:val="21"/>
+                <w:szCs w:val="21"/>
+              </w:rPr>
+              <w:t xml:space="preserve">Facts Claude keeps between sessions so it remembers your setup.</w:t>
+            </w:r>
+          </w:p>
+        </w:tc>
+      </w:tr>
+      <w:tr>
+        <w:trPr>
+          <w:cantSplit/>
+        </w:trPr>
+        <w:tc>
+          <w:tcPr>
+            <w:tcW w:type="dxa" w:w="2300"/>
             <w:shd w:fill="FFFFFF" w:val="clear"/>
             <w:tcMar>
               <w:top w:type="dxa" w:w="70"/>
@@ -8194,17 +8724,367 @@
             </w:tcMar>
           </w:tcPr>
           <w:p>
-            <w:r>
-              <w:rPr>
-                <w:sz w:val="21"/>
-                <w:szCs w:val="21"/>
-              </w:rPr>
-              <w:t xml:space="preserve">Facts Claude keeps between sessions so it remembers your setup.</w:t>
+            <w:pPr>
+              <w:spacing w:after="0"/>
+            </w:pPr>
+            <w:r>
+              <w:rPr>
+                <w:sz w:val="21"/>
+                <w:szCs w:val="21"/>
+              </w:rPr>
+              <w:t xml:space="preserve">Connector</w:t>
+            </w:r>
+          </w:p>
+        </w:tc>
+        <w:tc>
+          <w:tcPr>
+            <w:tcW w:type="dxa" w:w="6726"/>
+            <w:shd w:fill="FFFFFF" w:val="clear"/>
+            <w:tcMar>
+              <w:top w:type="dxa" w:w="70"/>
+              <w:left w:type="dxa" w:w="120"/>
+              <w:bottom w:type="dxa" w:w="70"/>
+              <w:right w:type="dxa" w:w="120"/>
+            </w:tcMar>
+          </w:tcPr>
+          <w:p>
+            <w:pPr>
+              <w:spacing w:after="0"/>
+            </w:pPr>
+            <w:r>
+              <w:rPr>
+                <w:sz w:val="21"/>
+                <w:szCs w:val="21"/>
+              </w:rPr>
+              <w:t xml:space="preserve">A bridge that lets Claude reach another app, like Gmail or Outlook.</w:t>
+            </w:r>
+          </w:p>
+        </w:tc>
+      </w:tr>
+      <w:tr>
+        <w:trPr>
+          <w:cantSplit/>
+        </w:trPr>
+        <w:tc>
+          <w:tcPr>
+            <w:tcW w:type="dxa" w:w="2300"/>
+            <w:shd w:fill="EDF2F7" w:val="clear"/>
+            <w:tcMar>
+              <w:top w:type="dxa" w:w="70"/>
+              <w:left w:type="dxa" w:w="120"/>
+              <w:bottom w:type="dxa" w:w="70"/>
+              <w:right w:type="dxa" w:w="120"/>
+            </w:tcMar>
+          </w:tcPr>
+          <w:p>
+            <w:pPr>
+              <w:spacing w:after="0"/>
+            </w:pPr>
+            <w:r>
+              <w:rPr>
+                <w:sz w:val="21"/>
+                <w:szCs w:val="21"/>
+              </w:rPr>
+              <w:t xml:space="preserve">MCP</w:t>
+            </w:r>
+          </w:p>
+        </w:tc>
+        <w:tc>
+          <w:tcPr>
+            <w:tcW w:type="dxa" w:w="6726"/>
+            <w:shd w:fill="EDF2F7" w:val="clear"/>
+            <w:tcMar>
+              <w:top w:type="dxa" w:w="70"/>
+              <w:left w:type="dxa" w:w="120"/>
+              <w:bottom w:type="dxa" w:w="70"/>
+              <w:right w:type="dxa" w:w="120"/>
+            </w:tcMar>
+          </w:tcPr>
+          <w:p>
+            <w:pPr>
+              <w:spacing w:after="0"/>
+            </w:pPr>
+            <w:r>
+              <w:rPr>
+                <w:sz w:val="21"/>
+                <w:szCs w:val="21"/>
+              </w:rPr>
+              <w:t xml:space="preserve">The shared standard that connectors use to talk to Claude.</w:t>
+            </w:r>
+          </w:p>
+        </w:tc>
+      </w:tr>
+      <w:tr>
+        <w:trPr>
+          <w:cantSplit/>
+        </w:trPr>
+        <w:tc>
+          <w:tcPr>
+            <w:tcW w:type="dxa" w:w="2300"/>
+            <w:shd w:fill="FFFFFF" w:val="clear"/>
+            <w:tcMar>
+              <w:top w:type="dxa" w:w="70"/>
+              <w:left w:type="dxa" w:w="120"/>
+              <w:bottom w:type="dxa" w:w="70"/>
+              <w:right w:type="dxa" w:w="120"/>
+            </w:tcMar>
+          </w:tcPr>
+          <w:p>
+            <w:pPr>
+              <w:spacing w:after="0"/>
+            </w:pPr>
+            <w:r>
+              <w:rPr>
+                <w:sz w:val="21"/>
+                <w:szCs w:val="21"/>
+              </w:rPr>
+              <w:t xml:space="preserve">Dispatch</w:t>
+            </w:r>
+          </w:p>
+        </w:tc>
+        <w:tc>
+          <w:tcPr>
+            <w:tcW w:type="dxa" w:w="6726"/>
+            <w:shd w:fill="FFFFFF" w:val="clear"/>
+            <w:tcMar>
+              <w:top w:type="dxa" w:w="70"/>
+              <w:left w:type="dxa" w:w="120"/>
+              <w:bottom w:type="dxa" w:w="70"/>
+              <w:right w:type="dxa" w:w="120"/>
+            </w:tcMar>
+          </w:tcPr>
+          <w:p>
+            <w:pPr>
+              <w:spacing w:after="0"/>
+            </w:pPr>
+            <w:r>
+              <w:rPr>
+                <w:sz w:val="21"/>
+                <w:szCs w:val="21"/>
+              </w:rPr>
+              <w:t xml:space="preserve">Starting a Cowork task from your phone; the desktop does the work.</w:t>
+            </w:r>
+          </w:p>
+        </w:tc>
+      </w:tr>
+      <w:tr>
+        <w:trPr>
+          <w:cantSplit/>
+        </w:trPr>
+        <w:tc>
+          <w:tcPr>
+            <w:tcW w:type="dxa" w:w="2300"/>
+            <w:shd w:fill="EDF2F7" w:val="clear"/>
+            <w:tcMar>
+              <w:top w:type="dxa" w:w="70"/>
+              <w:left w:type="dxa" w:w="120"/>
+              <w:bottom w:type="dxa" w:w="70"/>
+              <w:right w:type="dxa" w:w="120"/>
+            </w:tcMar>
+          </w:tcPr>
+          <w:p>
+            <w:pPr>
+              <w:spacing w:after="0"/>
+            </w:pPr>
+            <w:r>
+              <w:rPr>
+                <w:sz w:val="21"/>
+                <w:szCs w:val="21"/>
+              </w:rPr>
+              <w:t xml:space="preserve">Code</w:t>
+            </w:r>
+          </w:p>
+        </w:tc>
+        <w:tc>
+          <w:tcPr>
+            <w:tcW w:type="dxa" w:w="6726"/>
+            <w:shd w:fill="EDF2F7" w:val="clear"/>
+            <w:tcMar>
+              <w:top w:type="dxa" w:w="70"/>
+              <w:left w:type="dxa" w:w="120"/>
+              <w:bottom w:type="dxa" w:w="70"/>
+              <w:right w:type="dxa" w:w="120"/>
+            </w:tcMar>
+          </w:tcPr>
+          <w:p>
+            <w:pPr>
+              <w:spacing w:after="0"/>
+            </w:pPr>
+            <w:r>
+              <w:rPr>
+                <w:sz w:val="21"/>
+                <w:szCs w:val="21"/>
+              </w:rPr>
+              <w:t xml:space="preserve">Claude that writes and runs real software.</w:t>
+            </w:r>
+          </w:p>
+        </w:tc>
+      </w:tr>
+      <w:tr>
+        <w:trPr>
+          <w:cantSplit/>
+        </w:trPr>
+        <w:tc>
+          <w:tcPr>
+            <w:tcW w:type="dxa" w:w="2300"/>
+            <w:shd w:fill="FFFFFF" w:val="clear"/>
+            <w:tcMar>
+              <w:top w:type="dxa" w:w="70"/>
+              <w:left w:type="dxa" w:w="120"/>
+              <w:bottom w:type="dxa" w:w="70"/>
+              <w:right w:type="dxa" w:w="120"/>
+            </w:tcMar>
+          </w:tcPr>
+          <w:p>
+            <w:pPr>
+              <w:spacing w:after="0"/>
+            </w:pPr>
+            <w:r>
+              <w:rPr>
+                <w:sz w:val="21"/>
+                <w:szCs w:val="21"/>
+              </w:rPr>
+              <w:t xml:space="preserve">API key</w:t>
+            </w:r>
+          </w:p>
+        </w:tc>
+        <w:tc>
+          <w:tcPr>
+            <w:tcW w:type="dxa" w:w="6726"/>
+            <w:shd w:fill="FFFFFF" w:val="clear"/>
+            <w:tcMar>
+              <w:top w:type="dxa" w:w="70"/>
+              <w:left w:type="dxa" w:w="120"/>
+              <w:bottom w:type="dxa" w:w="70"/>
+              <w:right w:type="dxa" w:w="120"/>
+            </w:tcMar>
+          </w:tcPr>
+          <w:p>
+            <w:pPr>
+              <w:spacing w:after="0"/>
+            </w:pPr>
+            <w:r>
+              <w:rPr>
+                <w:sz w:val="21"/>
+                <w:szCs w:val="21"/>
+              </w:rPr>
+              <w:t xml:space="preserve">A secret code that lets a program use a service. Never paste it in a chat.</w:t>
+            </w:r>
+          </w:p>
+        </w:tc>
+      </w:tr>
+      <w:tr>
+        <w:trPr>
+          <w:cantSplit/>
+        </w:trPr>
+        <w:tc>
+          <w:tcPr>
+            <w:tcW w:type="dxa" w:w="2300"/>
+            <w:shd w:fill="EDF2F7" w:val="clear"/>
+            <w:tcMar>
+              <w:top w:type="dxa" w:w="70"/>
+              <w:left w:type="dxa" w:w="120"/>
+              <w:bottom w:type="dxa" w:w="70"/>
+              <w:right w:type="dxa" w:w="120"/>
+            </w:tcMar>
+          </w:tcPr>
+          <w:p>
+            <w:pPr>
+              <w:spacing w:after="0"/>
+            </w:pPr>
+            <w:r>
+              <w:rPr>
+                <w:sz w:val="21"/>
+                <w:szCs w:val="21"/>
+              </w:rPr>
+              <w:t xml:space="preserve">Skip permissions</w:t>
+            </w:r>
+          </w:p>
+        </w:tc>
+        <w:tc>
+          <w:tcPr>
+            <w:tcW w:type="dxa" w:w="6726"/>
+            <w:shd w:fill="EDF2F7" w:val="clear"/>
+            <w:tcMar>
+              <w:top w:type="dxa" w:w="70"/>
+              <w:left w:type="dxa" w:w="120"/>
+              <w:bottom w:type="dxa" w:w="70"/>
+              <w:right w:type="dxa" w:w="120"/>
+            </w:tcMar>
+          </w:tcPr>
+          <w:p>
+            <w:pPr>
+              <w:spacing w:after="0"/>
+            </w:pPr>
+            <w:r>
+              <w:rPr>
+                <w:sz w:val="21"/>
+                <w:szCs w:val="21"/>
+              </w:rPr>
+              <w:t xml:space="preserve">A mode where Claude acts without asking first. Use it only on files you can replace.</w:t>
+            </w:r>
+          </w:p>
+        </w:tc>
+      </w:tr>
+      <w:tr>
+        <w:trPr>
+          <w:cantSplit/>
+        </w:trPr>
+        <w:tc>
+          <w:tcPr>
+            <w:tcW w:type="dxa" w:w="2300"/>
+            <w:shd w:fill="FFFFFF" w:val="clear"/>
+            <w:tcMar>
+              <w:top w:type="dxa" w:w="70"/>
+              <w:left w:type="dxa" w:w="120"/>
+              <w:bottom w:type="dxa" w:w="70"/>
+              <w:right w:type="dxa" w:w="120"/>
+            </w:tcMar>
+          </w:tcPr>
+          <w:p>
+            <w:pPr>
+              <w:spacing w:after="0"/>
+            </w:pPr>
+            <w:r>
+              <w:rPr>
+                <w:sz w:val="21"/>
+                <w:szCs w:val="21"/>
+              </w:rPr>
+              <w:t xml:space="preserve">Computer use</w:t>
+            </w:r>
+          </w:p>
+        </w:tc>
+        <w:tc>
+          <w:tcPr>
+            <w:tcW w:type="dxa" w:w="6726"/>
+            <w:shd w:fill="FFFFFF" w:val="clear"/>
+            <w:tcMar>
+              <w:top w:type="dxa" w:w="70"/>
+              <w:left w:type="dxa" w:w="120"/>
+              <w:bottom w:type="dxa" w:w="70"/>
+              <w:right w:type="dxa" w:w="120"/>
+            </w:tcMar>
+          </w:tcPr>
+          <w:p>
+            <w:pPr>
+              <w:spacing w:after="0"/>
+            </w:pPr>
+            <w:r>
+              <w:rPr>
+                <w:sz w:val="21"/>
+                <w:szCs w:val="21"/>
+              </w:rPr>
+              <w:t xml:space="preserve">Claude moving your mouse and typing on your screen. Give it the least access you can.</w:t>
             </w:r>
           </w:p>
         </w:tc>
       </w:tr>
     </w:tbl>
+    <w:p>
+      <w:pPr>
+        <w:spacing w:after="80" w:line="120" w:lineRule="exact"/>
+      </w:pPr>
+    </w:p>
     <w:p>
       <w:pPr>
         <w:pStyle w:val="Heading1"/>
@@ -8333,7 +9213,7 @@
               <w:spacing w:after="100" w:line="262"/>
             </w:pPr>
             <w:r>
-              <w:t xml:space="preserve">Several name older models ("Opus 4.7") and quote out-of-date numbers. The current models are Opus 4.8, Sonnet 4.6, Haiku 4.5 — trust this manual over a video's version numbers.</w:t>
+              <w:t xml:space="preserve">Several name older models and quote out-of-date numbers. For model names, trust the model picker in the app over any video or book.</w:t>
             </w:r>
           </w:p>
         </w:tc>

--- a/source/en/1-level-zero.docx
+++ b/source/en/1-level-zero.docx
@@ -401,6 +401,68 @@
         </w:tc>
       </w:tr>
     </w:tbl>
+    <w:tbl>
+      <w:tblPr>
+        <w:tblW w:type="dxa" w:w="9026"/>
+      </w:tblPr>
+      <w:tblGrid>
+        <w:gridCol w:w="9026"/>
+      </w:tblGrid>
+      <w:tr>
+        <w:trPr>
+          <w:cantSplit/>
+        </w:trPr>
+        <w:tc>
+          <w:tcPr>
+            <w:tcW w:type="dxa" w:w="9026"/>
+            <w:tcBorders>
+              <w:top w:val="single" w:color="B7892B" w:sz="2"/>
+              <w:left w:val="single" w:color="B7892B" w:sz="18"/>
+              <w:bottom w:val="single" w:color="B7892B" w:sz="2"/>
+              <w:right w:val="single" w:color="B7892B" w:sz="2"/>
+            </w:tcBorders>
+            <w:shd w:fill="FFF6E0" w:val="clear"/>
+            <w:tcMar>
+              <w:top w:type="dxa" w:w="120"/>
+              <w:left w:type="dxa" w:w="200"/>
+              <w:bottom w:type="dxa" w:w="120"/>
+              <w:right w:type="dxa" w:w="160"/>
+            </w:tcMar>
+          </w:tcPr>
+          <w:p>
+            <w:pPr>
+              <w:keepNext/>
+              <w:spacing w:after="60"/>
+            </w:pPr>
+            <w:r>
+              <w:rPr>
+                <w:b/>
+                <w:bCs/>
+                <w:color w:val="B7892B"/>
+                <w:sz w:val="22"/>
+                <w:szCs w:val="22"/>
+              </w:rPr>
+              <w:t xml:space="preserve">Chat and Cowork are becoming one app</w:t>
+            </w:r>
+          </w:p>
+          <w:p>
+            <w:pPr>
+              <w:keepLines/>
+              <w:widowControl/>
+              <w:spacing w:after="60" w:line="262"/>
+            </w:pPr>
+            <w:r>
+              <w:t xml:space="preserve">Since late September 2026, Anthropic is merging Chat and Cowork into a single Claude app, first on Pro and Max. Where this guide says Cowork, you may simply see Claude. The ideas and habits stay the same.</w:t>
+            </w:r>
+          </w:p>
+        </w:tc>
+      </w:tr>
+    </w:tbl>
+    <w:p>
+      <w:pPr>
+        <w:spacing w:after="80" w:line="120" w:lineRule="exact"/>
+      </w:pPr>
+    </w:p>
     <w:tbl>
       <w:tblPr>
         <w:tblW w:type="dxa" w:w="9026"/>
@@ -2451,7 +2513,7 @@
               <w:spacing w:after="100" w:line="262"/>
             </w:pPr>
             <w:r>
-              <w:t xml:space="preserve">The most capable models (Opus and Sonnet) can hold about 1,000,000 tokens at once (this is called the context window) — very roughly 750,000 words, since a token is about three-quarters of a word; the small fast one (Haiku) holds about 200,000. That is huge — but, as Chapter 12 explains, fuller is not always better.</w:t>
+              <w:t xml:space="preserve">The most capable models (Opus and Sonnet) can hold about 1,000,000 tokens at once (this is called the context window) — very roughly 555,000 words on the newest models (about 750,000 on older ones), since a token is a little more than half a word; the small fast one (Haiku) holds about 200,000. That is huge — but, as Chapter 12 explains, fuller is not always better.</w:t>
             </w:r>
           </w:p>
         </w:tc>
@@ -6128,7 +6190,7 @@
         <w:t xml:space="preserve">You manage them </w:t>
       </w:r>
       <w:r>
-        <w:t xml:space="preserve">in the app's Settings, under Capabilities. A skill only improves when its file is edited.</w:t>
+        <w:t xml:space="preserve">in the app, under Customize, then Skills. A skill only improves when its file is edited.</w:t>
       </w:r>
     </w:p>
     <w:tbl>
@@ -7812,7 +7874,7 @@
                 <w:sz w:val="21"/>
                 <w:szCs w:val="21"/>
               </w:rPr>
-              <w:t xml:space="preserve">A chunk of text, roughly three-quarters of a word. Limits and costs are counted in tokens.</w:t>
+              <w:t xml:space="preserve">A chunk of text, roughly half to three-quarters of a word, depending on the model. Limits and costs are counted in tokens.</w:t>
             </w:r>
           </w:p>
         </w:tc>

--- a/source/en/1-level-zero.docx
+++ b/source/en/1-level-zero.docx
@@ -395,7 +395,7 @@
               <w:spacing w:after="100" w:line="262"/>
             </w:pPr>
             <w:r>
-              <w:t xml:space="preserve">Everything here reflects Claude as of August 2026: the model families Opus, Sonnet, Haiku and Fable (numbers around Opus 4.8, Sonnet 4.6 and the newer Sonnet 5, Haiku 4.5, Fable 5), the Cowork desktop app, and the new unified home that shows Chat, Cowork and your Projects in one sidebar. Anthropic ships updates extremely fast — often in days, not months — so a screen, a menu name, or a model number may already have moved. When what you see does not match this page, trust the app and claude.com over the book. The ideas and habits here stay true even when the buttons move.</w:t>
+              <w:t xml:space="preserve">Everything here reflects Claude as of August 2026: the model families Opus, Sonnet, Haiku and Fable (checked again on 28 September 2026: Opus 5.5, Sonnet 5, Haiku 4.5 and Fable 5.1), the Cowork desktop app, and the new unified home that shows Chat, Cowork and your Projects in one sidebar. Anthropic ships updates extremely fast — often in days, not months — so a screen, a menu name, or a model number may already have moved. When what you see does not match this page, trust the app and claude.com over the book. The ideas and habits here stay true even when the buttons move.</w:t>
             </w:r>
           </w:p>
         </w:tc>
@@ -2200,7 +2200,7 @@
                 <w:sz w:val="21"/>
                 <w:szCs w:val="21"/>
               </w:rPr>
-              <w:t xml:space="preserve">Opus (4.8)</w:t>
+              <w:t xml:space="preserve">Opus (5.5)</w:t>
             </w:r>
           </w:p>
         </w:tc>
@@ -2268,7 +2268,7 @@
                 <w:sz w:val="21"/>
                 <w:szCs w:val="21"/>
               </w:rPr>
-              <w:t xml:space="preserve">Sonnet (4.6)</w:t>
+              <w:t xml:space="preserve">Sonnet (5)</w:t>
             </w:r>
           </w:p>
         </w:tc>
@@ -2578,7 +2578,7 @@
               <w:spacing w:after="100" w:line="262"/>
             </w:pPr>
             <w:r>
-              <w:t xml:space="preserve">Think in tiers, not version numbers: a small fast one (Haiku), a balanced one (Sonnet), the most capable (Opus), and an even higher flagship family (Fable). Anthropic releases new versions constantly — Fable 5 and a newer Sonnet arrived in mid-2026 — so the exact numbers on this page will drift. Whatever the model picker shows you today is the truth. For real work, pick the most capable model you have.</w:t>
+              <w:t xml:space="preserve">Think in tiers, not version numbers: a small fast one (Haiku), a balanced one (Sonnet), the most capable (Opus), and an even higher flagship family (Fable). Anthropic releases new versions constantly — Fable 5.1, Opus 5.5 and Sonnet 5 all arrived in 2026 — so the exact numbers on this page will drift. Whatever the model picker shows you today is the truth. For real work, pick the most capable model you have.</w:t>
             </w:r>
           </w:p>
         </w:tc>

--- a/source/en/1-level-zero.docx
+++ b/source/en/1-level-zero.docx
@@ -152,6 +152,45 @@
           <w:szCs w:val="20"/>
         </w:rPr>
         <w:t xml:space="preserve">Version 3.3 — September 2026</w:t>
+      </w:r>
+    </w:p>
+    <w:p>
+      <w:pPr>
+        <w:spacing w:before="240" w:after="120"/>
+        <w:jc w:val="center"/>
+      </w:pPr>
+      <w:r>
+        <w:drawing>
+          <wp:inline distT="0" distB="0" distL="0" distR="0">
+            <wp:extent cx="1142307" cy="2160000"/>
+            <wp:docPr id="912" name="Mascot 12" descr="Mascot"/>
+            <a:graphic xmlns:a="http://schemas.openxmlformats.org/drawingml/2006/main">
+              <a:graphicData uri="http://schemas.openxmlformats.org/drawingml/2006/picture">
+                <pic:pic xmlns:pic="http://schemas.openxmlformats.org/drawingml/2006/picture">
+                  <pic:nvPicPr>
+                    <pic:cNvPr id="912" name="img12.png"/>
+                    <pic:cNvPicPr/>
+                  </pic:nvPicPr>
+                  <pic:blipFill>
+                    <a:blip r:embed="rIdImg12"/>
+                    <a:stretch>
+                      <a:fillRect/>
+                    </a:stretch>
+                  </pic:blipFill>
+                  <pic:spPr>
+                    <a:xfrm>
+                      <a:off x="0" y="0"/>
+                      <a:ext cx="1142307" cy="2160000"/>
+                    </a:xfrm>
+                    <a:prstGeom prst="rect">
+                      <a:avLst/>
+                    </a:prstGeom>
+                  </pic:spPr>
+                </pic:pic>
+              </a:graphicData>
+            </a:graphic>
+          </wp:inline>
+        </w:drawing>
       </w:r>
     </w:p>
     <w:p>
@@ -465,6 +504,7 @@
     </w:p>
     <w:tbl>
       <w:tblPr>
+        <w:tblLayout w:type="fixed"/>
         <w:tblW w:type="dxa" w:w="9026"/>
         <w:tblBorders>
           <w:top w:val="single" w:color="auto" w:sz="4"/>
@@ -476,7 +516,8 @@
         </w:tblBorders>
       </w:tblPr>
       <w:tblGrid>
-        <w:gridCol w:w="9026"/>
+        <w:gridCol w:w="1150"/>
+        <w:gridCol w:w="7876"/>
       </w:tblGrid>
       <w:tr>
         <w:trPr>
@@ -484,11 +525,69 @@
         </w:trPr>
         <w:tc>
           <w:tcPr>
-            <w:tcW w:type="dxa" w:w="9026"/>
+            <w:tcW w:type="dxa" w:w="1150"/>
             <w:tcBorders>
               <w:top w:val="single" w:color="2E7D32" w:sz="2"/>
               <w:left w:val="single" w:color="2E7D32" w:sz="18"/>
               <w:bottom w:val="single" w:color="2E7D32" w:sz="2"/>
+              <w:right w:val="nil"/>
+            </w:tcBorders>
+            <w:shd w:fill="EAF3EA" w:val="clear"/>
+            <w:tcMar>
+              <w:top w:type="dxa" w:w="80"/>
+              <w:left w:type="dxa" w:w="120"/>
+              <w:bottom w:type="dxa" w:w="80"/>
+              <w:right w:type="dxa" w:w="60"/>
+            </w:tcMar>
+            <w:vAlign w:val="center"/>
+          </w:tcPr>
+          <w:p>
+            <w:pPr>
+              <w:spacing w:after="0"/>
+              <w:jc w:val="center"/>
+            </w:pPr>
+            <w:r>
+              <w:drawing>
+                <wp:inline distT="0" distB="0" distL="0" distR="0">
+                  <wp:extent cx="387692" cy="576000"/>
+                  <wp:docPr id="901" name="Mascot 1" descr="Mascot"/>
+                  <a:graphic xmlns:a="http://schemas.openxmlformats.org/drawingml/2006/main">
+                    <a:graphicData uri="http://schemas.openxmlformats.org/drawingml/2006/picture">
+                      <pic:pic xmlns:pic="http://schemas.openxmlformats.org/drawingml/2006/picture">
+                        <pic:nvPicPr>
+                          <pic:cNvPr id="901" name="img1.png"/>
+                          <pic:cNvPicPr/>
+                        </pic:nvPicPr>
+                        <pic:blipFill>
+                          <a:blip r:embed="rIdImg1"/>
+                          <a:stretch>
+                            <a:fillRect/>
+                          </a:stretch>
+                        </pic:blipFill>
+                        <pic:spPr>
+                          <a:xfrm>
+                            <a:off x="0" y="0"/>
+                            <a:ext cx="387692" cy="576000"/>
+                          </a:xfrm>
+                          <a:prstGeom prst="rect">
+                            <a:avLst/>
+                          </a:prstGeom>
+                        </pic:spPr>
+                      </pic:pic>
+                    </a:graphicData>
+                  </a:graphic>
+                </wp:inline>
+              </w:drawing>
+            </w:r>
+          </w:p>
+        </w:tc>
+        <w:tc>
+          <w:tcPr>
+            <w:tcW w:type="dxa" w:w="7876"/>
+            <w:tcBorders>
+              <w:top w:val="single" w:color="2E7D32" w:sz="2"/>
+              <w:left w:val="nil"/>
+              <w:bottom w:val="single" w:color="2E7D32" w:sz="2"/>
               <w:right w:val="single" w:color="2E7D32" w:sz="2"/>
             </w:tcBorders>
             <w:shd w:fill="EAF3EA" w:val="clear"/>
@@ -498,6 +597,7 @@
               <w:bottom w:type="dxa" w:w="120"/>
               <w:right w:type="dxa" w:w="160"/>
             </w:tcMar>
+            <w:vAlign w:val="center"/>
           </w:tcPr>
           <w:p>
             <w:pPr>
@@ -829,6 +929,7 @@
     </w:p>
     <w:tbl>
       <w:tblPr>
+        <w:tblLayout w:type="fixed"/>
         <w:tblW w:type="dxa" w:w="9026"/>
         <w:tblBorders>
           <w:top w:val="single" w:color="auto" w:sz="4"/>
@@ -840,7 +941,8 @@
         </w:tblBorders>
       </w:tblPr>
       <w:tblGrid>
-        <w:gridCol w:w="9026"/>
+        <w:gridCol w:w="1150"/>
+        <w:gridCol w:w="7876"/>
       </w:tblGrid>
       <w:tr>
         <w:trPr>
@@ -848,11 +950,69 @@
         </w:trPr>
         <w:tc>
           <w:tcPr>
-            <w:tcW w:type="dxa" w:w="9026"/>
+            <w:tcW w:type="dxa" w:w="1150"/>
             <w:tcBorders>
               <w:top w:val="single" w:color="2E7D32" w:sz="2"/>
               <w:left w:val="single" w:color="2E7D32" w:sz="18"/>
               <w:bottom w:val="single" w:color="2E7D32" w:sz="2"/>
+              <w:right w:val="nil"/>
+            </w:tcBorders>
+            <w:shd w:fill="EAF3EA" w:val="clear"/>
+            <w:tcMar>
+              <w:top w:type="dxa" w:w="80"/>
+              <w:left w:type="dxa" w:w="120"/>
+              <w:bottom w:type="dxa" w:w="80"/>
+              <w:right w:type="dxa" w:w="60"/>
+            </w:tcMar>
+            <w:vAlign w:val="center"/>
+          </w:tcPr>
+          <w:p>
+            <w:pPr>
+              <w:spacing w:after="0"/>
+              <w:jc w:val="center"/>
+            </w:pPr>
+            <w:r>
+              <w:drawing>
+                <wp:inline distT="0" distB="0" distL="0" distR="0">
+                  <wp:extent cx="387692" cy="576000"/>
+                  <wp:docPr id="902" name="Mascot 2" descr="Mascot"/>
+                  <a:graphic xmlns:a="http://schemas.openxmlformats.org/drawingml/2006/main">
+                    <a:graphicData uri="http://schemas.openxmlformats.org/drawingml/2006/picture">
+                      <pic:pic xmlns:pic="http://schemas.openxmlformats.org/drawingml/2006/picture">
+                        <pic:nvPicPr>
+                          <pic:cNvPr id="902" name="img2.png"/>
+                          <pic:cNvPicPr/>
+                        </pic:nvPicPr>
+                        <pic:blipFill>
+                          <a:blip r:embed="rIdImg2"/>
+                          <a:stretch>
+                            <a:fillRect/>
+                          </a:stretch>
+                        </pic:blipFill>
+                        <pic:spPr>
+                          <a:xfrm>
+                            <a:off x="0" y="0"/>
+                            <a:ext cx="387692" cy="576000"/>
+                          </a:xfrm>
+                          <a:prstGeom prst="rect">
+                            <a:avLst/>
+                          </a:prstGeom>
+                        </pic:spPr>
+                      </pic:pic>
+                    </a:graphicData>
+                  </a:graphic>
+                </wp:inline>
+              </w:drawing>
+            </w:r>
+          </w:p>
+        </w:tc>
+        <w:tc>
+          <w:tcPr>
+            <w:tcW w:type="dxa" w:w="7876"/>
+            <w:tcBorders>
+              <w:top w:val="single" w:color="2E7D32" w:sz="2"/>
+              <w:left w:val="nil"/>
+              <w:bottom w:val="single" w:color="2E7D32" w:sz="2"/>
               <w:right w:val="single" w:color="2E7D32" w:sz="2"/>
             </w:tcBorders>
             <w:shd w:fill="EAF3EA" w:val="clear"/>
@@ -862,6 +1022,7 @@
               <w:bottom w:type="dxa" w:w="120"/>
               <w:right w:type="dxa" w:w="160"/>
             </w:tcMar>
+            <w:vAlign w:val="center"/>
           </w:tcPr>
           <w:p>
             <w:pPr>
@@ -2609,6 +2770,7 @@
     </w:p>
     <w:tbl>
       <w:tblPr>
+        <w:tblLayout w:type="fixed"/>
         <w:tblW w:type="dxa" w:w="9026"/>
         <w:tblBorders>
           <w:top w:val="single" w:color="auto" w:sz="4"/>
@@ -2620,7 +2782,8 @@
         </w:tblBorders>
       </w:tblPr>
       <w:tblGrid>
-        <w:gridCol w:w="9026"/>
+        <w:gridCol w:w="1150"/>
+        <w:gridCol w:w="7876"/>
       </w:tblGrid>
       <w:tr>
         <w:trPr>
@@ -2628,11 +2791,69 @@
         </w:trPr>
         <w:tc>
           <w:tcPr>
-            <w:tcW w:type="dxa" w:w="9026"/>
+            <w:tcW w:type="dxa" w:w="1150"/>
             <w:tcBorders>
               <w:top w:val="single" w:color="2E7D32" w:sz="2"/>
               <w:left w:val="single" w:color="2E7D32" w:sz="18"/>
               <w:bottom w:val="single" w:color="2E7D32" w:sz="2"/>
+              <w:right w:val="nil"/>
+            </w:tcBorders>
+            <w:shd w:fill="EAF3EA" w:val="clear"/>
+            <w:tcMar>
+              <w:top w:type="dxa" w:w="80"/>
+              <w:left w:type="dxa" w:w="120"/>
+              <w:bottom w:type="dxa" w:w="80"/>
+              <w:right w:type="dxa" w:w="60"/>
+            </w:tcMar>
+            <w:vAlign w:val="center"/>
+          </w:tcPr>
+          <w:p>
+            <w:pPr>
+              <w:spacing w:after="0"/>
+              <w:jc w:val="center"/>
+            </w:pPr>
+            <w:r>
+              <w:drawing>
+                <wp:inline distT="0" distB="0" distL="0" distR="0">
+                  <wp:extent cx="387692" cy="576000"/>
+                  <wp:docPr id="903" name="Mascot 3" descr="Mascot"/>
+                  <a:graphic xmlns:a="http://schemas.openxmlformats.org/drawingml/2006/main">
+                    <a:graphicData uri="http://schemas.openxmlformats.org/drawingml/2006/picture">
+                      <pic:pic xmlns:pic="http://schemas.openxmlformats.org/drawingml/2006/picture">
+                        <pic:nvPicPr>
+                          <pic:cNvPr id="903" name="img3.png"/>
+                          <pic:cNvPicPr/>
+                        </pic:nvPicPr>
+                        <pic:blipFill>
+                          <a:blip r:embed="rIdImg3"/>
+                          <a:stretch>
+                            <a:fillRect/>
+                          </a:stretch>
+                        </pic:blipFill>
+                        <pic:spPr>
+                          <a:xfrm>
+                            <a:off x="0" y="0"/>
+                            <a:ext cx="387692" cy="576000"/>
+                          </a:xfrm>
+                          <a:prstGeom prst="rect">
+                            <a:avLst/>
+                          </a:prstGeom>
+                        </pic:spPr>
+                      </pic:pic>
+                    </a:graphicData>
+                  </a:graphic>
+                </wp:inline>
+              </w:drawing>
+            </w:r>
+          </w:p>
+        </w:tc>
+        <w:tc>
+          <w:tcPr>
+            <w:tcW w:type="dxa" w:w="7876"/>
+            <w:tcBorders>
+              <w:top w:val="single" w:color="2E7D32" w:sz="2"/>
+              <w:left w:val="nil"/>
+              <w:bottom w:val="single" w:color="2E7D32" w:sz="2"/>
               <w:right w:val="single" w:color="2E7D32" w:sz="2"/>
             </w:tcBorders>
             <w:shd w:fill="EAF3EA" w:val="clear"/>
@@ -2642,6 +2863,7 @@
               <w:bottom w:type="dxa" w:w="120"/>
               <w:right w:type="dxa" w:w="160"/>
             </w:tcMar>
+            <w:vAlign w:val="center"/>
           </w:tcPr>
           <w:p>
             <w:pPr>
@@ -2957,6 +3179,7 @@
     </w:p>
     <w:tbl>
       <w:tblPr>
+        <w:tblLayout w:type="fixed"/>
         <w:tblW w:type="dxa" w:w="9026"/>
         <w:tblBorders>
           <w:top w:val="single" w:color="auto" w:sz="4"/>
@@ -2968,7 +3191,8 @@
         </w:tblBorders>
       </w:tblPr>
       <w:tblGrid>
-        <w:gridCol w:w="9026"/>
+        <w:gridCol w:w="1150"/>
+        <w:gridCol w:w="7876"/>
       </w:tblGrid>
       <w:tr>
         <w:trPr>
@@ -2976,11 +3200,69 @@
         </w:trPr>
         <w:tc>
           <w:tcPr>
-            <w:tcW w:type="dxa" w:w="9026"/>
+            <w:tcW w:type="dxa" w:w="1150"/>
             <w:tcBorders>
               <w:top w:val="single" w:color="2E7D32" w:sz="2"/>
               <w:left w:val="single" w:color="2E7D32" w:sz="18"/>
               <w:bottom w:val="single" w:color="2E7D32" w:sz="2"/>
+              <w:right w:val="nil"/>
+            </w:tcBorders>
+            <w:shd w:fill="EAF3EA" w:val="clear"/>
+            <w:tcMar>
+              <w:top w:type="dxa" w:w="80"/>
+              <w:left w:type="dxa" w:w="120"/>
+              <w:bottom w:type="dxa" w:w="80"/>
+              <w:right w:type="dxa" w:w="60"/>
+            </w:tcMar>
+            <w:vAlign w:val="center"/>
+          </w:tcPr>
+          <w:p>
+            <w:pPr>
+              <w:spacing w:after="0"/>
+              <w:jc w:val="center"/>
+            </w:pPr>
+            <w:r>
+              <w:drawing>
+                <wp:inline distT="0" distB="0" distL="0" distR="0">
+                  <wp:extent cx="387692" cy="576000"/>
+                  <wp:docPr id="904" name="Mascot 4" descr="Mascot"/>
+                  <a:graphic xmlns:a="http://schemas.openxmlformats.org/drawingml/2006/main">
+                    <a:graphicData uri="http://schemas.openxmlformats.org/drawingml/2006/picture">
+                      <pic:pic xmlns:pic="http://schemas.openxmlformats.org/drawingml/2006/picture">
+                        <pic:nvPicPr>
+                          <pic:cNvPr id="904" name="img4.png"/>
+                          <pic:cNvPicPr/>
+                        </pic:nvPicPr>
+                        <pic:blipFill>
+                          <a:blip r:embed="rIdImg4"/>
+                          <a:stretch>
+                            <a:fillRect/>
+                          </a:stretch>
+                        </pic:blipFill>
+                        <pic:spPr>
+                          <a:xfrm>
+                            <a:off x="0" y="0"/>
+                            <a:ext cx="387692" cy="576000"/>
+                          </a:xfrm>
+                          <a:prstGeom prst="rect">
+                            <a:avLst/>
+                          </a:prstGeom>
+                        </pic:spPr>
+                      </pic:pic>
+                    </a:graphicData>
+                  </a:graphic>
+                </wp:inline>
+              </w:drawing>
+            </w:r>
+          </w:p>
+        </w:tc>
+        <w:tc>
+          <w:tcPr>
+            <w:tcW w:type="dxa" w:w="7876"/>
+            <w:tcBorders>
+              <w:top w:val="single" w:color="2E7D32" w:sz="2"/>
+              <w:left w:val="nil"/>
+              <w:bottom w:val="single" w:color="2E7D32" w:sz="2"/>
               <w:right w:val="single" w:color="2E7D32" w:sz="2"/>
             </w:tcBorders>
             <w:shd w:fill="EAF3EA" w:val="clear"/>
@@ -2990,6 +3272,7 @@
               <w:bottom w:type="dxa" w:w="120"/>
               <w:right w:type="dxa" w:w="160"/>
             </w:tcMar>
+            <w:vAlign w:val="center"/>
           </w:tcPr>
           <w:p>
             <w:pPr>
@@ -3049,6 +3332,195 @@
       </w:r>
       <w:r>
         <w:t xml:space="preserve"> Claude explains its plan first and waits for your yes.</w:t>
+      </w:r>
+    </w:p>
+    <w:tbl>
+      <w:tblPr>
+        <w:tblLayout w:type="fixed"/>
+        <w:tblW w:type="dxa" w:w="9026"/>
+        <w:tblBorders>
+          <w:top w:val="single" w:color="auto" w:sz="4"/>
+          <w:left w:val="single" w:color="auto" w:sz="4"/>
+          <w:bottom w:val="single" w:color="auto" w:sz="4"/>
+          <w:right w:val="single" w:color="auto" w:sz="4"/>
+          <w:insideH w:val="single" w:color="auto" w:sz="4"/>
+          <w:insideV w:val="single" w:color="auto" w:sz="4"/>
+        </w:tblBorders>
+      </w:tblPr>
+      <w:tblGrid>
+        <w:gridCol w:w="1150"/>
+        <w:gridCol w:w="7876"/>
+      </w:tblGrid>
+      <w:tr>
+        <w:trPr>
+          <w:cantSplit/>
+        </w:trPr>
+        <w:tc>
+          <w:tcPr>
+            <w:tcW w:type="dxa" w:w="1150"/>
+            <w:tcBorders>
+              <w:top w:val="single" w:color="B23A3A" w:sz="2"/>
+              <w:left w:val="single" w:color="B23A3A" w:sz="18"/>
+              <w:bottom w:val="single" w:color="B23A3A" w:sz="2"/>
+              <w:right w:val="nil"/>
+            </w:tcBorders>
+            <w:shd w:fill="FBEAEA" w:val="clear"/>
+            <w:tcMar>
+              <w:top w:type="dxa" w:w="80"/>
+              <w:left w:type="dxa" w:w="120"/>
+              <w:bottom w:type="dxa" w:w="80"/>
+              <w:right w:type="dxa" w:w="60"/>
+            </w:tcMar>
+            <w:vAlign w:val="center"/>
+          </w:tcPr>
+          <w:p>
+            <w:pPr>
+              <w:spacing w:after="0"/>
+              <w:jc w:val="center"/>
+            </w:pPr>
+            <w:r>
+              <w:drawing>
+                <wp:inline distT="0" distB="0" distL="0" distR="0">
+                  <wp:extent cx="409846" cy="576000"/>
+                  <wp:docPr id="905" name="Mascot 5" descr="Mascot"/>
+                  <a:graphic xmlns:a="http://schemas.openxmlformats.org/drawingml/2006/main">
+                    <a:graphicData uri="http://schemas.openxmlformats.org/drawingml/2006/picture">
+                      <pic:pic xmlns:pic="http://schemas.openxmlformats.org/drawingml/2006/picture">
+                        <pic:nvPicPr>
+                          <pic:cNvPr id="905" name="img5.png"/>
+                          <pic:cNvPicPr/>
+                        </pic:nvPicPr>
+                        <pic:blipFill>
+                          <a:blip r:embed="rIdImg5"/>
+                          <a:stretch>
+                            <a:fillRect/>
+                          </a:stretch>
+                        </pic:blipFill>
+                        <pic:spPr>
+                          <a:xfrm>
+                            <a:off x="0" y="0"/>
+                            <a:ext cx="409846" cy="576000"/>
+                          </a:xfrm>
+                          <a:prstGeom prst="rect">
+                            <a:avLst/>
+                          </a:prstGeom>
+                        </pic:spPr>
+                      </pic:pic>
+                    </a:graphicData>
+                  </a:graphic>
+                </wp:inline>
+              </w:drawing>
+            </w:r>
+          </w:p>
+        </w:tc>
+        <w:tc>
+          <w:tcPr>
+            <w:tcW w:type="dxa" w:w="7876"/>
+            <w:tcBorders>
+              <w:top w:val="single" w:color="B23A3A" w:sz="2"/>
+              <w:left w:val="nil"/>
+              <w:bottom w:val="single" w:color="B23A3A" w:sz="2"/>
+              <w:right w:val="single" w:color="B23A3A" w:sz="2"/>
+            </w:tcBorders>
+            <w:shd w:fill="FBEAEA" w:val="clear"/>
+            <w:tcMar>
+              <w:top w:type="dxa" w:w="120"/>
+              <w:left w:type="dxa" w:w="200"/>
+              <w:bottom w:type="dxa" w:w="120"/>
+              <w:right w:type="dxa" w:w="160"/>
+            </w:tcMar>
+            <w:vAlign w:val="center"/>
+          </w:tcPr>
+          <w:p>
+            <w:pPr>
+              <w:spacing w:after="60"/>
+            </w:pPr>
+            <w:r>
+              <w:rPr>
+                <w:b/>
+                <w:bCs/>
+                <w:color w:val="B23A3A"/>
+                <w:sz w:val="22"/>
+                <w:szCs w:val="22"/>
+              </w:rPr>
+              <w:t xml:space="preserve">If you can't find the file it made</w:t>
+            </w:r>
+          </w:p>
+          <w:p>
+            <w:pPr>
+              <w:keepNext w:val="false"/>
+              <w:keepLines/>
+              <w:widowControl/>
+              <w:spacing w:after="100" w:line="262"/>
+            </w:pPr>
+            <w:r>
+              <w:t xml:space="preserve">It is almost certainly still in Claude's temporary workspace and was never saved into your folder. Say "save the final file into my folder and show me the link." More in Chapters 10 and 11.</w:t>
+            </w:r>
+          </w:p>
+        </w:tc>
+      </w:tr>
+    </w:tbl>
+    <w:p>
+      <w:pPr>
+        <w:pStyle w:val="Heading1"/>
+        <w:keepNext/>
+        <w:keepLines/>
+      </w:pPr>
+      <w:r>
+        <w:t xml:space="preserve">5. Two habits that beat any prompt</w:t>
+      </w:r>
+    </w:p>
+    <w:p>
+      <w:pPr>
+        <w:keepNext/>
+        <w:keepLines/>
+        <w:widowControl/>
+        <w:spacing w:after="100" w:line="262"/>
+      </w:pPr>
+      <w:r>
+        <w:t xml:space="preserve">People spend hours hunting for the perfect "magic prompt." It is wasted effort. Two simple habits do more for your results than any template. Build these two and everything else gets easier.</w:t>
+      </w:r>
+    </w:p>
+    <w:p>
+      <w:pPr>
+        <w:pStyle w:val="Heading2"/>
+        <w:keepNext/>
+        <w:keepLines/>
+      </w:pPr>
+      <w:r>
+        <w:t xml:space="preserve">5.1 Let Claude ask YOU the questions first</w:t>
+      </w:r>
+    </w:p>
+    <w:p>
+      <w:pPr>
+        <w:keepNext/>
+        <w:keepLines/>
+        <w:widowControl/>
+        <w:spacing w:after="100" w:line="262"/>
+      </w:pPr>
+      <w:r>
+        <w:t xml:space="preserve">The instinct of every beginner is to write the perfect instruction. The faster path is the opposite: let Claude interview you. It knows what it is missing; you usually do not.</w:t>
+      </w:r>
+    </w:p>
+    <w:p>
+      <w:pPr>
+        <w:keepNext w:val="false"/>
+        <w:keepLines/>
+        <w:widowControl/>
+        <w:spacing w:after="100" w:line="262"/>
+      </w:pPr>
+      <w:r>
+        <w:t xml:space="preserve">End your request with four words: </w:t>
+      </w:r>
+      <w:r>
+        <w:rPr>
+          <w:b/>
+          <w:bCs/>
+        </w:rPr>
+        <w:t xml:space="preserve">"Ask me questions first."</w:t>
+      </w:r>
+      <w:r>
+        <w:t xml:space="preserve"> Claude asks a few short questions — often as clickable choices — then does the work. Better result, far less typing.</w:t>
       </w:r>
     </w:p>
     <w:tbl>
@@ -3074,12 +3546,12 @@
           <w:tcPr>
             <w:tcW w:type="dxa" w:w="9026"/>
             <w:tcBorders>
-              <w:top w:val="single" w:color="B23A3A" w:sz="2"/>
-              <w:left w:val="single" w:color="B23A3A" w:sz="18"/>
-              <w:bottom w:val="single" w:color="B23A3A" w:sz="2"/>
-              <w:right w:val="single" w:color="B23A3A" w:sz="2"/>
+              <w:top w:val="single" w:color="B7892B" w:sz="2"/>
+              <w:left w:val="single" w:color="B7892B" w:sz="18"/>
+              <w:bottom w:val="single" w:color="B7892B" w:sz="2"/>
+              <w:right w:val="single" w:color="B7892B" w:sz="2"/>
             </w:tcBorders>
-            <w:shd w:fill="FBEAEA" w:val="clear"/>
+            <w:shd w:fill="FFF6E0" w:val="clear"/>
             <w:tcMar>
               <w:top w:type="dxa" w:w="120"/>
               <w:left w:type="dxa" w:w="200"/>
@@ -3095,11 +3567,11 @@
               <w:rPr>
                 <w:b/>
                 <w:bCs/>
-                <w:color w:val="B23A3A"/>
+                <w:color w:val="B7892B"/>
                 <w:sz w:val="22"/>
                 <w:szCs w:val="22"/>
               </w:rPr>
-              <w:t xml:space="preserve">If you can't find the file it made</w:t>
+              <w:t xml:space="preserve">Copy-paste this</w:t>
             </w:r>
           </w:p>
           <w:p>
@@ -3110,7 +3582,7 @@
               <w:spacing w:after="100" w:line="262"/>
             </w:pPr>
             <w:r>
-              <w:t xml:space="preserve">It is almost certainly still in Claude's temporary workspace and was never saved into your folder. Say "save the final file into my folder and show me the link." More in Chapters 10 and 11.</w:t>
+              <w:t xml:space="preserve">Before you start, ask me any questions you need to do this well — one at a time — and wait for my answers before doing the work.</w:t>
             </w:r>
           </w:p>
         </w:tc>
@@ -3118,23 +3590,13 @@
     </w:tbl>
     <w:p>
       <w:pPr>
-        <w:pStyle w:val="Heading1"/>
-        <w:keepNext/>
-        <w:keepLines/>
-      </w:pPr>
-      <w:r>
-        <w:t xml:space="preserve">5. Two habits that beat any prompt</w:t>
-      </w:r>
-    </w:p>
-    <w:p>
-      <w:pPr>
-        <w:keepNext/>
+        <w:keepNext w:val="false"/>
         <w:keepLines/>
         <w:widowControl/>
         <w:spacing w:after="100" w:line="262"/>
       </w:pPr>
       <w:r>
-        <w:t xml:space="preserve">People spend hours hunting for the perfect "magic prompt." It is wasted effort. Two simple habits do more for your results than any template. Build these two and everything else gets easier.</w:t>
+        <w:t xml:space="preserve">Second half: for anything big, make Claude show its plan before it acts. "Show me your plan first and wait for my go-ahead" turns a risky one-shot into something you can steer.</w:t>
       </w:r>
     </w:p>
     <w:p>
@@ -3144,7 +3606,7 @@
         <w:keepLines/>
       </w:pPr>
       <w:r>
-        <w:t xml:space="preserve">5.1 Let Claude ask YOU the questions first</w:t>
+        <w:t xml:space="preserve">5.2 Never trust a confident answer — make Claude check</w:t>
       </w:r>
     </w:p>
     <w:p>
@@ -3155,32 +3617,79 @@
         <w:spacing w:after="100" w:line="262"/>
       </w:pPr>
       <w:r>
-        <w:t xml:space="preserve">The instinct of every beginner is to write the perfect instruction. The faster path is the opposite: let Claude interview you. It knows what it is missing; you usually do not.</w:t>
-      </w:r>
-    </w:p>
-    <w:p>
-      <w:pPr>
+        <w:t xml:space="preserve">Claude sounds exactly as sure when it is wrong as when it is right. Confidence is a setting, not a fact-check. Treat a smooth, certain-sounding answer as a draft, not a verdict.</w:t>
+      </w:r>
+    </w:p>
+    <w:p>
+      <w:pPr>
+        <w:pStyle w:val="ListParagraph"/>
         <w:keepNext w:val="false"/>
         <w:keepLines/>
         <w:widowControl/>
-        <w:spacing w:after="100" w:line="262"/>
-      </w:pPr>
-      <w:r>
-        <w:t xml:space="preserve">End your request with four words: </w:t>
-      </w:r>
+        <w:numPr>
+          <w:ilvl w:val="0"/>
+          <w:numId w:val="6"/>
+        </w:numPr>
+        <w:spacing w:after="46" w:line="258"/>
+      </w:pPr>
       <w:r>
         <w:rPr>
           <w:b/>
           <w:bCs/>
         </w:rPr>
-        <w:t xml:space="preserve">"Ask me questions first."</w:t>
-      </w:r>
-      <w:r>
-        <w:t xml:space="preserve"> Claude asks a few short questions — often as clickable choices — then does the work. Better result, far less typing.</w:t>
+        <w:t xml:space="preserve">Keep Web Search on </w:t>
+      </w:r>
+      <w:r>
+        <w:t xml:space="preserve">so Claude verifies facts against live sources instead of guessing from memory.</w:t>
+      </w:r>
+    </w:p>
+    <w:p>
+      <w:pPr>
+        <w:pStyle w:val="ListParagraph"/>
+        <w:keepNext w:val="false"/>
+        <w:keepLines/>
+        <w:widowControl/>
+        <w:numPr>
+          <w:ilvl w:val="0"/>
+          <w:numId w:val="6"/>
+        </w:numPr>
+        <w:spacing w:after="46" w:line="258"/>
+      </w:pPr>
+      <w:r>
+        <w:rPr>
+          <w:b/>
+          <w:bCs/>
+        </w:rPr>
+        <w:t xml:space="preserve">Ask it to audit itself: </w:t>
+      </w:r>
+      <w:r>
+        <w:t xml:space="preserve">"Check your own answer before I trust it. Verify the facts and tell me what you are unsure about."</w:t>
+      </w:r>
+    </w:p>
+    <w:p>
+      <w:pPr>
+        <w:keepNext w:val="false"/>
+        <w:keepLines/>
+        <w:widowControl/>
+        <w:spacing w:after="100" w:line="262"/>
+      </w:pPr>
+      <w:r>
+        <w:t xml:space="preserve">One more trap: Claude is </w:t>
+      </w:r>
+      <w:r>
+        <w:rPr>
+          <w:b/>
+          <w:bCs/>
+        </w:rPr>
+        <w:t xml:space="preserve">agreeable</w:t>
+      </w:r>
+      <w:r>
+        <w:t xml:space="preserve"> — if you push back it may fold even when it was right. Don't take agreement as proof; ask it to argue the other side.</w:t>
       </w:r>
     </w:p>
     <w:tbl>
       <w:tblPr>
+        <w:tblLayout w:type="fixed"/>
         <w:tblW w:type="dxa" w:w="9026"/>
         <w:tblBorders>
           <w:top w:val="single" w:color="auto" w:sz="4"/>
@@ -3192,7 +3701,8 @@
         </w:tblBorders>
       </w:tblPr>
       <w:tblGrid>
-        <w:gridCol w:w="9026"/>
+        <w:gridCol w:w="1150"/>
+        <w:gridCol w:w="7876"/>
       </w:tblGrid>
       <w:tr>
         <w:trPr>
@@ -3200,184 +3710,79 @@
         </w:trPr>
         <w:tc>
           <w:tcPr>
-            <w:tcW w:type="dxa" w:w="9026"/>
+            <w:tcW w:type="dxa" w:w="1150"/>
             <w:tcBorders>
-              <w:top w:val="single" w:color="B7892B" w:sz="2"/>
-              <w:left w:val="single" w:color="B7892B" w:sz="18"/>
-              <w:bottom w:val="single" w:color="B7892B" w:sz="2"/>
-              <w:right w:val="single" w:color="B7892B" w:sz="2"/>
+              <w:top w:val="single" w:color="B23A3A" w:sz="2"/>
+              <w:left w:val="single" w:color="B23A3A" w:sz="18"/>
+              <w:bottom w:val="single" w:color="B23A3A" w:sz="2"/>
+              <w:right w:val="nil"/>
             </w:tcBorders>
-            <w:shd w:fill="FFF6E0" w:val="clear"/>
+            <w:shd w:fill="FBEAEA" w:val="clear"/>
+            <w:tcMar>
+              <w:top w:type="dxa" w:w="80"/>
+              <w:left w:type="dxa" w:w="120"/>
+              <w:bottom w:type="dxa" w:w="80"/>
+              <w:right w:type="dxa" w:w="60"/>
+            </w:tcMar>
+            <w:vAlign w:val="center"/>
+          </w:tcPr>
+          <w:p>
+            <w:pPr>
+              <w:spacing w:after="0"/>
+              <w:jc w:val="center"/>
+            </w:pPr>
+            <w:r>
+              <w:drawing>
+                <wp:inline distT="0" distB="0" distL="0" distR="0">
+                  <wp:extent cx="409846" cy="576000"/>
+                  <wp:docPr id="906" name="Mascot 6" descr="Mascot"/>
+                  <a:graphic xmlns:a="http://schemas.openxmlformats.org/drawingml/2006/main">
+                    <a:graphicData uri="http://schemas.openxmlformats.org/drawingml/2006/picture">
+                      <pic:pic xmlns:pic="http://schemas.openxmlformats.org/drawingml/2006/picture">
+                        <pic:nvPicPr>
+                          <pic:cNvPr id="906" name="img6.png"/>
+                          <pic:cNvPicPr/>
+                        </pic:nvPicPr>
+                        <pic:blipFill>
+                          <a:blip r:embed="rIdImg6"/>
+                          <a:stretch>
+                            <a:fillRect/>
+                          </a:stretch>
+                        </pic:blipFill>
+                        <pic:spPr>
+                          <a:xfrm>
+                            <a:off x="0" y="0"/>
+                            <a:ext cx="409846" cy="576000"/>
+                          </a:xfrm>
+                          <a:prstGeom prst="rect">
+                            <a:avLst/>
+                          </a:prstGeom>
+                        </pic:spPr>
+                      </pic:pic>
+                    </a:graphicData>
+                  </a:graphic>
+                </wp:inline>
+              </w:drawing>
+            </w:r>
+          </w:p>
+        </w:tc>
+        <w:tc>
+          <w:tcPr>
+            <w:tcW w:type="dxa" w:w="7876"/>
+            <w:tcBorders>
+              <w:top w:val="single" w:color="B23A3A" w:sz="2"/>
+              <w:left w:val="nil"/>
+              <w:bottom w:val="single" w:color="B23A3A" w:sz="2"/>
+              <w:right w:val="single" w:color="B23A3A" w:sz="2"/>
+            </w:tcBorders>
+            <w:shd w:fill="FBEAEA" w:val="clear"/>
             <w:tcMar>
               <w:top w:type="dxa" w:w="120"/>
               <w:left w:type="dxa" w:w="200"/>
               <w:bottom w:type="dxa" w:w="120"/>
               <w:right w:type="dxa" w:w="160"/>
             </w:tcMar>
-          </w:tcPr>
-          <w:p>
-            <w:pPr>
-              <w:spacing w:after="60"/>
-            </w:pPr>
-            <w:r>
-              <w:rPr>
-                <w:b/>
-                <w:bCs/>
-                <w:color w:val="B7892B"/>
-                <w:sz w:val="22"/>
-                <w:szCs w:val="22"/>
-              </w:rPr>
-              <w:t xml:space="preserve">Copy-paste this</w:t>
-            </w:r>
-          </w:p>
-          <w:p>
-            <w:pPr>
-              <w:keepNext w:val="false"/>
-              <w:keepLines/>
-              <w:widowControl/>
-              <w:spacing w:after="100" w:line="262"/>
-            </w:pPr>
-            <w:r>
-              <w:t xml:space="preserve">Before you start, ask me any questions you need to do this well — one at a time — and wait for my answers before doing the work.</w:t>
-            </w:r>
-          </w:p>
-        </w:tc>
-      </w:tr>
-    </w:tbl>
-    <w:p>
-      <w:pPr>
-        <w:keepNext w:val="false"/>
-        <w:keepLines/>
-        <w:widowControl/>
-        <w:spacing w:after="100" w:line="262"/>
-      </w:pPr>
-      <w:r>
-        <w:t xml:space="preserve">Second half: for anything big, make Claude show its plan before it acts. "Show me your plan first and wait for my go-ahead" turns a risky one-shot into something you can steer.</w:t>
-      </w:r>
-    </w:p>
-    <w:p>
-      <w:pPr>
-        <w:pStyle w:val="Heading2"/>
-        <w:keepNext/>
-        <w:keepLines/>
-      </w:pPr>
-      <w:r>
-        <w:t xml:space="preserve">5.2 Never trust a confident answer — make Claude check</w:t>
-      </w:r>
-    </w:p>
-    <w:p>
-      <w:pPr>
-        <w:keepNext/>
-        <w:keepLines/>
-        <w:widowControl/>
-        <w:spacing w:after="100" w:line="262"/>
-      </w:pPr>
-      <w:r>
-        <w:t xml:space="preserve">Claude sounds exactly as sure when it is wrong as when it is right. Confidence is a setting, not a fact-check. Treat a smooth, certain-sounding answer as a draft, not a verdict.</w:t>
-      </w:r>
-    </w:p>
-    <w:p>
-      <w:pPr>
-        <w:pStyle w:val="ListParagraph"/>
-        <w:keepNext w:val="false"/>
-        <w:keepLines/>
-        <w:widowControl/>
-        <w:numPr>
-          <w:ilvl w:val="0"/>
-          <w:numId w:val="6"/>
-        </w:numPr>
-        <w:spacing w:after="46" w:line="258"/>
-      </w:pPr>
-      <w:r>
-        <w:rPr>
-          <w:b/>
-          <w:bCs/>
-        </w:rPr>
-        <w:t xml:space="preserve">Keep Web Search on </w:t>
-      </w:r>
-      <w:r>
-        <w:t xml:space="preserve">so Claude verifies facts against live sources instead of guessing from memory.</w:t>
-      </w:r>
-    </w:p>
-    <w:p>
-      <w:pPr>
-        <w:pStyle w:val="ListParagraph"/>
-        <w:keepNext w:val="false"/>
-        <w:keepLines/>
-        <w:widowControl/>
-        <w:numPr>
-          <w:ilvl w:val="0"/>
-          <w:numId w:val="6"/>
-        </w:numPr>
-        <w:spacing w:after="46" w:line="258"/>
-      </w:pPr>
-      <w:r>
-        <w:rPr>
-          <w:b/>
-          <w:bCs/>
-        </w:rPr>
-        <w:t xml:space="preserve">Ask it to audit itself: </w:t>
-      </w:r>
-      <w:r>
-        <w:t xml:space="preserve">"Check your own answer before I trust it. Verify the facts and tell me what you are unsure about."</w:t>
-      </w:r>
-    </w:p>
-    <w:p>
-      <w:pPr>
-        <w:keepNext w:val="false"/>
-        <w:keepLines/>
-        <w:widowControl/>
-        <w:spacing w:after="100" w:line="262"/>
-      </w:pPr>
-      <w:r>
-        <w:t xml:space="preserve">One more trap: Claude is </w:t>
-      </w:r>
-      <w:r>
-        <w:rPr>
-          <w:b/>
-          <w:bCs/>
-        </w:rPr>
-        <w:t xml:space="preserve">agreeable</w:t>
-      </w:r>
-      <w:r>
-        <w:t xml:space="preserve"> — if you push back it may fold even when it was right. Don't take agreement as proof; ask it to argue the other side.</w:t>
-      </w:r>
-    </w:p>
-    <w:tbl>
-      <w:tblPr>
-        <w:tblW w:type="dxa" w:w="9026"/>
-        <w:tblBorders>
-          <w:top w:val="single" w:color="auto" w:sz="4"/>
-          <w:left w:val="single" w:color="auto" w:sz="4"/>
-          <w:bottom w:val="single" w:color="auto" w:sz="4"/>
-          <w:right w:val="single" w:color="auto" w:sz="4"/>
-          <w:insideH w:val="single" w:color="auto" w:sz="4"/>
-          <w:insideV w:val="single" w:color="auto" w:sz="4"/>
-        </w:tblBorders>
-      </w:tblPr>
-      <w:tblGrid>
-        <w:gridCol w:w="9026"/>
-      </w:tblGrid>
-      <w:tr>
-        <w:trPr>
-          <w:cantSplit/>
-        </w:trPr>
-        <w:tc>
-          <w:tcPr>
-            <w:tcW w:type="dxa" w:w="9026"/>
-            <w:tcBorders>
-              <w:top w:val="single" w:color="B23A3A" w:sz="2"/>
-              <w:left w:val="single" w:color="B23A3A" w:sz="18"/>
-              <w:bottom w:val="single" w:color="B23A3A" w:sz="2"/>
-              <w:right w:val="single" w:color="B23A3A" w:sz="2"/>
-            </w:tcBorders>
-            <w:shd w:fill="FBEAEA" w:val="clear"/>
-            <w:tcMar>
-              <w:top w:type="dxa" w:w="120"/>
-              <w:left w:type="dxa" w:w="200"/>
-              <w:bottom w:type="dxa" w:w="120"/>
-              <w:right w:type="dxa" w:w="160"/>
-            </w:tcMar>
+            <w:vAlign w:val="center"/>
           </w:tcPr>
           <w:p>
             <w:pPr>
@@ -4195,6 +4600,7 @@
     </w:p>
     <w:tbl>
       <w:tblPr>
+        <w:tblLayout w:type="fixed"/>
         <w:tblW w:type="dxa" w:w="9026"/>
         <w:tblBorders>
           <w:top w:val="single" w:color="auto" w:sz="4"/>
@@ -4206,7 +4612,8 @@
         </w:tblBorders>
       </w:tblPr>
       <w:tblGrid>
-        <w:gridCol w:w="9026"/>
+        <w:gridCol w:w="1150"/>
+        <w:gridCol w:w="7876"/>
       </w:tblGrid>
       <w:tr>
         <w:trPr>
@@ -4214,11 +4621,69 @@
         </w:trPr>
         <w:tc>
           <w:tcPr>
-            <w:tcW w:type="dxa" w:w="9026"/>
+            <w:tcW w:type="dxa" w:w="1150"/>
             <w:tcBorders>
               <w:top w:val="single" w:color="B23A3A" w:sz="2"/>
               <w:left w:val="single" w:color="B23A3A" w:sz="18"/>
               <w:bottom w:val="single" w:color="B23A3A" w:sz="2"/>
+              <w:right w:val="nil"/>
+            </w:tcBorders>
+            <w:shd w:fill="FBEAEA" w:val="clear"/>
+            <w:tcMar>
+              <w:top w:type="dxa" w:w="80"/>
+              <w:left w:type="dxa" w:w="120"/>
+              <w:bottom w:type="dxa" w:w="80"/>
+              <w:right w:type="dxa" w:w="60"/>
+            </w:tcMar>
+            <w:vAlign w:val="center"/>
+          </w:tcPr>
+          <w:p>
+            <w:pPr>
+              <w:spacing w:after="0"/>
+              <w:jc w:val="center"/>
+            </w:pPr>
+            <w:r>
+              <w:drawing>
+                <wp:inline distT="0" distB="0" distL="0" distR="0">
+                  <wp:extent cx="409846" cy="576000"/>
+                  <wp:docPr id="907" name="Mascot 7" descr="Mascot"/>
+                  <a:graphic xmlns:a="http://schemas.openxmlformats.org/drawingml/2006/main">
+                    <a:graphicData uri="http://schemas.openxmlformats.org/drawingml/2006/picture">
+                      <pic:pic xmlns:pic="http://schemas.openxmlformats.org/drawingml/2006/picture">
+                        <pic:nvPicPr>
+                          <pic:cNvPr id="907" name="img7.png"/>
+                          <pic:cNvPicPr/>
+                        </pic:nvPicPr>
+                        <pic:blipFill>
+                          <a:blip r:embed="rIdImg7"/>
+                          <a:stretch>
+                            <a:fillRect/>
+                          </a:stretch>
+                        </pic:blipFill>
+                        <pic:spPr>
+                          <a:xfrm>
+                            <a:off x="0" y="0"/>
+                            <a:ext cx="409846" cy="576000"/>
+                          </a:xfrm>
+                          <a:prstGeom prst="rect">
+                            <a:avLst/>
+                          </a:prstGeom>
+                        </pic:spPr>
+                      </pic:pic>
+                    </a:graphicData>
+                  </a:graphic>
+                </wp:inline>
+              </w:drawing>
+            </w:r>
+          </w:p>
+        </w:tc>
+        <w:tc>
+          <w:tcPr>
+            <w:tcW w:type="dxa" w:w="7876"/>
+            <w:tcBorders>
+              <w:top w:val="single" w:color="B23A3A" w:sz="2"/>
+              <w:left w:val="nil"/>
+              <w:bottom w:val="single" w:color="B23A3A" w:sz="2"/>
               <w:right w:val="single" w:color="B23A3A" w:sz="2"/>
             </w:tcBorders>
             <w:shd w:fill="FBEAEA" w:val="clear"/>
@@ -4228,6 +4693,7 @@
               <w:bottom w:type="dxa" w:w="120"/>
               <w:right w:type="dxa" w:w="160"/>
             </w:tcMar>
+            <w:vAlign w:val="center"/>
           </w:tcPr>
           <w:p>
             <w:pPr>
@@ -4334,6 +4800,7 @@
     </w:p>
     <w:tbl>
       <w:tblPr>
+        <w:tblLayout w:type="fixed"/>
         <w:tblW w:type="dxa" w:w="9026"/>
         <w:tblBorders>
           <w:top w:val="single" w:color="auto" w:sz="4"/>
@@ -4345,7 +4812,8 @@
         </w:tblBorders>
       </w:tblPr>
       <w:tblGrid>
-        <w:gridCol w:w="9026"/>
+        <w:gridCol w:w="1150"/>
+        <w:gridCol w:w="7876"/>
       </w:tblGrid>
       <w:tr>
         <w:trPr>
@@ -4353,11 +4821,69 @@
         </w:trPr>
         <w:tc>
           <w:tcPr>
-            <w:tcW w:type="dxa" w:w="9026"/>
+            <w:tcW w:type="dxa" w:w="1150"/>
             <w:tcBorders>
               <w:top w:val="single" w:color="B23A3A" w:sz="2"/>
               <w:left w:val="single" w:color="B23A3A" w:sz="18"/>
               <w:bottom w:val="single" w:color="B23A3A" w:sz="2"/>
+              <w:right w:val="nil"/>
+            </w:tcBorders>
+            <w:shd w:fill="FBEAEA" w:val="clear"/>
+            <w:tcMar>
+              <w:top w:type="dxa" w:w="80"/>
+              <w:left w:type="dxa" w:w="120"/>
+              <w:bottom w:type="dxa" w:w="80"/>
+              <w:right w:type="dxa" w:w="60"/>
+            </w:tcMar>
+            <w:vAlign w:val="center"/>
+          </w:tcPr>
+          <w:p>
+            <w:pPr>
+              <w:spacing w:after="0"/>
+              <w:jc w:val="center"/>
+            </w:pPr>
+            <w:r>
+              <w:drawing>
+                <wp:inline distT="0" distB="0" distL="0" distR="0">
+                  <wp:extent cx="409846" cy="576000"/>
+                  <wp:docPr id="908" name="Mascot 8" descr="Mascot"/>
+                  <a:graphic xmlns:a="http://schemas.openxmlformats.org/drawingml/2006/main">
+                    <a:graphicData uri="http://schemas.openxmlformats.org/drawingml/2006/picture">
+                      <pic:pic xmlns:pic="http://schemas.openxmlformats.org/drawingml/2006/picture">
+                        <pic:nvPicPr>
+                          <pic:cNvPr id="908" name="img8.png"/>
+                          <pic:cNvPicPr/>
+                        </pic:nvPicPr>
+                        <pic:blipFill>
+                          <a:blip r:embed="rIdImg8"/>
+                          <a:stretch>
+                            <a:fillRect/>
+                          </a:stretch>
+                        </pic:blipFill>
+                        <pic:spPr>
+                          <a:xfrm>
+                            <a:off x="0" y="0"/>
+                            <a:ext cx="409846" cy="576000"/>
+                          </a:xfrm>
+                          <a:prstGeom prst="rect">
+                            <a:avLst/>
+                          </a:prstGeom>
+                        </pic:spPr>
+                      </pic:pic>
+                    </a:graphicData>
+                  </a:graphic>
+                </wp:inline>
+              </w:drawing>
+            </w:r>
+          </w:p>
+        </w:tc>
+        <w:tc>
+          <w:tcPr>
+            <w:tcW w:type="dxa" w:w="7876"/>
+            <w:tcBorders>
+              <w:top w:val="single" w:color="B23A3A" w:sz="2"/>
+              <w:left w:val="nil"/>
+              <w:bottom w:val="single" w:color="B23A3A" w:sz="2"/>
               <w:right w:val="single" w:color="B23A3A" w:sz="2"/>
             </w:tcBorders>
             <w:shd w:fill="FBEAEA" w:val="clear"/>
@@ -4367,6 +4893,7 @@
               <w:bottom w:type="dxa" w:w="120"/>
               <w:right w:type="dxa" w:w="160"/>
             </w:tcMar>
+            <w:vAlign w:val="center"/>
           </w:tcPr>
           <w:p>
             <w:pPr>
@@ -5263,6 +5790,7 @@
     </w:p>
     <w:tbl>
       <w:tblPr>
+        <w:tblLayout w:type="fixed"/>
         <w:tblW w:type="dxa" w:w="9026"/>
         <w:tblBorders>
           <w:top w:val="single" w:color="auto" w:sz="4"/>
@@ -5274,7 +5802,8 @@
         </w:tblBorders>
       </w:tblPr>
       <w:tblGrid>
-        <w:gridCol w:w="9026"/>
+        <w:gridCol w:w="1150"/>
+        <w:gridCol w:w="7876"/>
       </w:tblGrid>
       <w:tr>
         <w:trPr>
@@ -5282,11 +5811,69 @@
         </w:trPr>
         <w:tc>
           <w:tcPr>
-            <w:tcW w:type="dxa" w:w="9026"/>
+            <w:tcW w:type="dxa" w:w="1150"/>
             <w:tcBorders>
               <w:top w:val="single" w:color="B23A3A" w:sz="2"/>
               <w:left w:val="single" w:color="B23A3A" w:sz="18"/>
               <w:bottom w:val="single" w:color="B23A3A" w:sz="2"/>
+              <w:right w:val="nil"/>
+            </w:tcBorders>
+            <w:shd w:fill="FBEAEA" w:val="clear"/>
+            <w:tcMar>
+              <w:top w:type="dxa" w:w="80"/>
+              <w:left w:type="dxa" w:w="120"/>
+              <w:bottom w:type="dxa" w:w="80"/>
+              <w:right w:type="dxa" w:w="60"/>
+            </w:tcMar>
+            <w:vAlign w:val="center"/>
+          </w:tcPr>
+          <w:p>
+            <w:pPr>
+              <w:spacing w:after="0"/>
+              <w:jc w:val="center"/>
+            </w:pPr>
+            <w:r>
+              <w:drawing>
+                <wp:inline distT="0" distB="0" distL="0" distR="0">
+                  <wp:extent cx="409846" cy="576000"/>
+                  <wp:docPr id="909" name="Mascot 9" descr="Mascot"/>
+                  <a:graphic xmlns:a="http://schemas.openxmlformats.org/drawingml/2006/main">
+                    <a:graphicData uri="http://schemas.openxmlformats.org/drawingml/2006/picture">
+                      <pic:pic xmlns:pic="http://schemas.openxmlformats.org/drawingml/2006/picture">
+                        <pic:nvPicPr>
+                          <pic:cNvPr id="909" name="img9.png"/>
+                          <pic:cNvPicPr/>
+                        </pic:nvPicPr>
+                        <pic:blipFill>
+                          <a:blip r:embed="rIdImg9"/>
+                          <a:stretch>
+                            <a:fillRect/>
+                          </a:stretch>
+                        </pic:blipFill>
+                        <pic:spPr>
+                          <a:xfrm>
+                            <a:off x="0" y="0"/>
+                            <a:ext cx="409846" cy="576000"/>
+                          </a:xfrm>
+                          <a:prstGeom prst="rect">
+                            <a:avLst/>
+                          </a:prstGeom>
+                        </pic:spPr>
+                      </pic:pic>
+                    </a:graphicData>
+                  </a:graphic>
+                </wp:inline>
+              </w:drawing>
+            </w:r>
+          </w:p>
+        </w:tc>
+        <w:tc>
+          <w:tcPr>
+            <w:tcW w:type="dxa" w:w="7876"/>
+            <w:tcBorders>
+              <w:top w:val="single" w:color="B23A3A" w:sz="2"/>
+              <w:left w:val="nil"/>
+              <w:bottom w:val="single" w:color="B23A3A" w:sz="2"/>
               <w:right w:val="single" w:color="B23A3A" w:sz="2"/>
             </w:tcBorders>
             <w:shd w:fill="FBEAEA" w:val="clear"/>
@@ -5296,6 +5883,7 @@
               <w:bottom w:type="dxa" w:w="120"/>
               <w:right w:type="dxa" w:w="160"/>
             </w:tcMar>
+            <w:vAlign w:val="center"/>
           </w:tcPr>
           <w:p>
             <w:pPr>
@@ -6565,6 +7153,7 @@
     </w:p>
     <w:tbl>
       <w:tblPr>
+        <w:tblLayout w:type="fixed"/>
         <w:tblW w:type="dxa" w:w="9026"/>
         <w:tblBorders>
           <w:top w:val="single" w:color="auto" w:sz="4"/>
@@ -6576,7 +7165,8 @@
         </w:tblBorders>
       </w:tblPr>
       <w:tblGrid>
-        <w:gridCol w:w="9026"/>
+        <w:gridCol w:w="1150"/>
+        <w:gridCol w:w="7876"/>
       </w:tblGrid>
       <w:tr>
         <w:trPr>
@@ -6584,11 +7174,69 @@
         </w:trPr>
         <w:tc>
           <w:tcPr>
-            <w:tcW w:type="dxa" w:w="9026"/>
+            <w:tcW w:type="dxa" w:w="1150"/>
             <w:tcBorders>
               <w:top w:val="single" w:color="B23A3A" w:sz="2"/>
               <w:left w:val="single" w:color="B23A3A" w:sz="18"/>
               <w:bottom w:val="single" w:color="B23A3A" w:sz="2"/>
+              <w:right w:val="nil"/>
+            </w:tcBorders>
+            <w:shd w:fill="FBEAEA" w:val="clear"/>
+            <w:tcMar>
+              <w:top w:type="dxa" w:w="80"/>
+              <w:left w:type="dxa" w:w="120"/>
+              <w:bottom w:type="dxa" w:w="80"/>
+              <w:right w:type="dxa" w:w="60"/>
+            </w:tcMar>
+            <w:vAlign w:val="center"/>
+          </w:tcPr>
+          <w:p>
+            <w:pPr>
+              <w:spacing w:after="0"/>
+              <w:jc w:val="center"/>
+            </w:pPr>
+            <w:r>
+              <w:drawing>
+                <wp:inline distT="0" distB="0" distL="0" distR="0">
+                  <wp:extent cx="409846" cy="576000"/>
+                  <wp:docPr id="910" name="Mascot 10" descr="Mascot"/>
+                  <a:graphic xmlns:a="http://schemas.openxmlformats.org/drawingml/2006/main">
+                    <a:graphicData uri="http://schemas.openxmlformats.org/drawingml/2006/picture">
+                      <pic:pic xmlns:pic="http://schemas.openxmlformats.org/drawingml/2006/picture">
+                        <pic:nvPicPr>
+                          <pic:cNvPr id="910" name="img10.png"/>
+                          <pic:cNvPicPr/>
+                        </pic:nvPicPr>
+                        <pic:blipFill>
+                          <a:blip r:embed="rIdImg10"/>
+                          <a:stretch>
+                            <a:fillRect/>
+                          </a:stretch>
+                        </pic:blipFill>
+                        <pic:spPr>
+                          <a:xfrm>
+                            <a:off x="0" y="0"/>
+                            <a:ext cx="409846" cy="576000"/>
+                          </a:xfrm>
+                          <a:prstGeom prst="rect">
+                            <a:avLst/>
+                          </a:prstGeom>
+                        </pic:spPr>
+                      </pic:pic>
+                    </a:graphicData>
+                  </a:graphic>
+                </wp:inline>
+              </w:drawing>
+            </w:r>
+          </w:p>
+        </w:tc>
+        <w:tc>
+          <w:tcPr>
+            <w:tcW w:type="dxa" w:w="7876"/>
+            <w:tcBorders>
+              <w:top w:val="single" w:color="B23A3A" w:sz="2"/>
+              <w:left w:val="nil"/>
+              <w:bottom w:val="single" w:color="B23A3A" w:sz="2"/>
               <w:right w:val="single" w:color="B23A3A" w:sz="2"/>
             </w:tcBorders>
             <w:shd w:fill="FBEAEA" w:val="clear"/>
@@ -6598,6 +7246,7 @@
               <w:bottom w:type="dxa" w:w="120"/>
               <w:right w:type="dxa" w:w="160"/>
             </w:tcMar>
+            <w:vAlign w:val="center"/>
           </w:tcPr>
           <w:p>
             <w:pPr>
@@ -6705,6 +7354,7 @@
     </w:tbl>
     <w:tbl>
       <w:tblPr>
+        <w:tblLayout w:type="fixed"/>
         <w:tblW w:type="dxa" w:w="9026"/>
         <w:tblBorders>
           <w:top w:val="single" w:color="auto" w:sz="4"/>
@@ -6716,7 +7366,8 @@
         </w:tblBorders>
       </w:tblPr>
       <w:tblGrid>
-        <w:gridCol w:w="9026"/>
+        <w:gridCol w:w="1150"/>
+        <w:gridCol w:w="7876"/>
       </w:tblGrid>
       <w:tr>
         <w:trPr>
@@ -6724,11 +7375,69 @@
         </w:trPr>
         <w:tc>
           <w:tcPr>
-            <w:tcW w:type="dxa" w:w="9026"/>
+            <w:tcW w:type="dxa" w:w="1150"/>
             <w:tcBorders>
               <w:top w:val="single" w:color="2E7D32" w:sz="2"/>
               <w:left w:val="single" w:color="2E7D32" w:sz="18"/>
               <w:bottom w:val="single" w:color="2E7D32" w:sz="2"/>
+              <w:right w:val="nil"/>
+            </w:tcBorders>
+            <w:shd w:fill="EAF3EA" w:val="clear"/>
+            <w:tcMar>
+              <w:top w:type="dxa" w:w="80"/>
+              <w:left w:type="dxa" w:w="120"/>
+              <w:bottom w:type="dxa" w:w="80"/>
+              <w:right w:type="dxa" w:w="60"/>
+            </w:tcMar>
+            <w:vAlign w:val="center"/>
+          </w:tcPr>
+          <w:p>
+            <w:pPr>
+              <w:spacing w:after="0"/>
+              <w:jc w:val="center"/>
+            </w:pPr>
+            <w:r>
+              <w:drawing>
+                <wp:inline distT="0" distB="0" distL="0" distR="0">
+                  <wp:extent cx="387692" cy="576000"/>
+                  <wp:docPr id="911" name="Mascot 11" descr="Mascot"/>
+                  <a:graphic xmlns:a="http://schemas.openxmlformats.org/drawingml/2006/main">
+                    <a:graphicData uri="http://schemas.openxmlformats.org/drawingml/2006/picture">
+                      <pic:pic xmlns:pic="http://schemas.openxmlformats.org/drawingml/2006/picture">
+                        <pic:nvPicPr>
+                          <pic:cNvPr id="911" name="img11.png"/>
+                          <pic:cNvPicPr/>
+                        </pic:nvPicPr>
+                        <pic:blipFill>
+                          <a:blip r:embed="rIdImg11"/>
+                          <a:stretch>
+                            <a:fillRect/>
+                          </a:stretch>
+                        </pic:blipFill>
+                        <pic:spPr>
+                          <a:xfrm>
+                            <a:off x="0" y="0"/>
+                            <a:ext cx="387692" cy="576000"/>
+                          </a:xfrm>
+                          <a:prstGeom prst="rect">
+                            <a:avLst/>
+                          </a:prstGeom>
+                        </pic:spPr>
+                      </pic:pic>
+                    </a:graphicData>
+                  </a:graphic>
+                </wp:inline>
+              </w:drawing>
+            </w:r>
+          </w:p>
+        </w:tc>
+        <w:tc>
+          <w:tcPr>
+            <w:tcW w:type="dxa" w:w="7876"/>
+            <w:tcBorders>
+              <w:top w:val="single" w:color="2E7D32" w:sz="2"/>
+              <w:left w:val="nil"/>
+              <w:bottom w:val="single" w:color="2E7D32" w:sz="2"/>
               <w:right w:val="single" w:color="2E7D32" w:sz="2"/>
             </w:tcBorders>
             <w:shd w:fill="EAF3EA" w:val="clear"/>
@@ -6738,6 +7447,7 @@
               <w:bottom w:type="dxa" w:w="120"/>
               <w:right w:type="dxa" w:w="160"/>
             </w:tcMar>
+            <w:vAlign w:val="center"/>
           </w:tcPr>
           <w:p>
             <w:pPr>

--- a/source/en/1-level-zero.docx
+++ b/source/en/1-level-zero.docx
@@ -151,7 +151,7 @@
           <w:sz w:val="20"/>
           <w:szCs w:val="20"/>
         </w:rPr>
-        <w:t xml:space="preserve">Version 3.3 — September 2026</w:t>
+        <w:t xml:space="preserve">Version 3.4 — September 2026</w:t>
       </w:r>
     </w:p>
     <w:p>
@@ -434,7 +434,7 @@
               <w:spacing w:after="100" w:line="262"/>
             </w:pPr>
             <w:r>
-              <w:t xml:space="preserve">Everything here reflects Claude as of August 2026: the model families Opus, Sonnet, Haiku and Fable (checked again on 28 September 2026: Opus 5.5, Sonnet 5, Haiku 4.5 and Fable 5.1), the Cowork desktop app, and the new unified home that shows Chat, Cowork and your Projects in one sidebar. Anthropic ships updates extremely fast — often in days, not months — so a screen, a menu name, or a model number may already have moved. When what you see does not match this page, trust the app and claude.com over the book. The ideas and habits here stay true even when the buttons move.</w:t>
+              <w:t xml:space="preserve">Everything here reflects the Claude app as checked on 29 September 2026: the models Opus 5.5, Sonnet 5.5, Haiku 4.5 and Fable 5.1, and the new single app where Chat and Cowork share one message box. Anthropic ships updates extremely fast — often in days, not months — so a screen, a menu name, or a model number may already have moved. When what you see does not match this page, trust the app and claude.com over the book. The ideas and habits here stay true even when the buttons move.</w:t>
             </w:r>
           </w:p>
         </w:tc>
@@ -481,7 +481,7 @@
                 <w:sz w:val="22"/>
                 <w:szCs w:val="22"/>
               </w:rPr>
-              <w:t xml:space="preserve">Chat and Cowork are becoming one app</w:t>
+              <w:t xml:space="preserve">Chat and Cowork are now one app</w:t>
             </w:r>
           </w:p>
           <w:p>
@@ -491,7 +491,7 @@
               <w:spacing w:after="60" w:line="262"/>
             </w:pPr>
             <w:r>
-              <w:t xml:space="preserve">Since late September 2026, Anthropic is merging Chat and Cowork into a single Claude app, first on Pro and Max. Where this guide says Cowork, you may simply see Claude. The ideas and habits stay the same.</w:t>
+              <w:t xml:space="preserve">Since late September 2026, Chat and Cowork share one message box, with a Chat | Cowork switch under it (first on Pro and Max, other plans follow). This edition is written for that new app.</w:t>
             </w:r>
           </w:p>
         </w:tc>
@@ -611,7 +611,7 @@
                 <w:sz w:val="22"/>
                 <w:szCs w:val="22"/>
               </w:rPr>
-              <w:t xml:space="preserve">What is new in version 3.3</w:t>
+              <w:t xml:space="preserve">What is new in version 3.4</w:t>
             </w:r>
           </w:p>
           <w:p>
@@ -622,7 +622,7 @@
               <w:spacing w:after="100" w:line="262"/>
             </w:pPr>
             <w:r>
-              <w:t xml:space="preserve">Added: a two-page "Start here" guide for complete beginners; a free-plan route in Chapter 1; a short explanation of each technical word where it first appears; a glossary grouped by theme. Updated: personal rules of thumb are now marked as experience, not fact.</w:t>
+              <w:t xml:space="preserve">Rewritten for the new Claude app, checked on 29 September 2026: Chat and Cowork in one message box, Effort instead of Extended Thinking, Web search in the + menu, Scheduled and Devices. Current models: Opus 5.5, Sonnet 5.5, Haiku 4.5, Fable 5.1.</w:t>
             </w:r>
           </w:p>
         </w:tc>
@@ -751,7 +751,7 @@
               <w:t xml:space="preserve">claude.ai</w:t>
             </w:r>
             <w:r>
-              <w:t xml:space="preserve"> and start a chat.</w:t>
+              <w:t xml:space="preserve"> and start a chat (the switch under the message box stays on Chat).</w:t>
             </w:r>
           </w:p>
           <w:p>
@@ -809,7 +809,7 @@
         <w:t xml:space="preserve">Install and sign in. </w:t>
       </w:r>
       <w:r>
-        <w:t xml:space="preserve">Get the desktop app from claude.com/download (Windows or macOS) and sign in with a paid plan.</w:t>
+        <w:t xml:space="preserve">Get the desktop app from claude.com/download (Windows or macOS) and sign in with a paid plan. Work on your files always runs on your PC through this app.</w:t>
       </w:r>
     </w:p>
     <w:p>
@@ -832,7 +832,7 @@
         <w:t xml:space="preserve">Set the engine. </w:t>
       </w:r>
       <w:r>
-        <w:t xml:space="preserve">Choose the Opus model (the most capable one), and switch on Extended Thinking (Claude thinks before it answers) and Web Search (it checks facts online).</w:t>
+        <w:t xml:space="preserve">Click the model name next to the message box, choose Opus (the everyday model for serious work), and leave Effort on Medium (how hard Claude thinks before it answers). In the + menu, make sure Web search (it checks facts online) has a tick.</w:t>
       </w:r>
     </w:p>
     <w:p>
@@ -852,7 +852,7 @@
           <w:b/>
           <w:bCs/>
         </w:rPr>
-        <w:t xml:space="preserve">Open Cowork (Claude working on the files in one folder) and point it at a folder </w:t>
+        <w:t xml:space="preserve">Switch to Cowork under the message box (Claude working on the files in one folder) and choose a folder </w:t>
       </w:r>
       <w:r>
         <w:t xml:space="preserve">that contains one document you know — a PDF or a Word file.</w:t>
@@ -1071,7 +1071,7 @@
         <w:spacing w:after="100" w:line="262"/>
       </w:pPr>
       <w:r>
-        <w:t xml:space="preserve">Most people meet Claude as a chat box on a website: type a question, get an answer, move on. That is like buying a smartphone and only ever using it to make calls. Claude is not one thing — it is a small family of products that share the same brain but do very different jobs.</w:t>
+        <w:t xml:space="preserve">Most people meet Claude as a chat box on a website: type a question, get an answer, move on. That is like buying a smartphone and only ever using it to make calls. Claude is one app with one brain, but it can do very different jobs. The switch under the message box (Chat | Cowork) and a few menus decide which job it does.</w:t>
       </w:r>
     </w:p>
     <w:p>
@@ -1269,7 +1269,7 @@
                 <w:sz w:val="21"/>
                 <w:szCs w:val="21"/>
               </w:rPr>
-              <w:t xml:space="preserve">The conversation at claude.ai or in the desktop app.</w:t>
+              <w:t xml:space="preserve">The Chat side of the message box, on the website, desktop or phone.</w:t>
             </w:r>
           </w:p>
         </w:tc>
@@ -1405,7 +1405,7 @@
                 <w:sz w:val="21"/>
                 <w:szCs w:val="21"/>
               </w:rPr>
-              <w:t xml:space="preserve">A desktop agent that works inside a folder on your PC.</w:t>
+              <w:t xml:space="preserve">The Cowork side of the same box: Claude works on the files in a folder on your PC.</w:t>
             </w:r>
           </w:p>
         </w:tc>
@@ -1591,7 +1591,7 @@
         <w:t xml:space="preserve">learning which face to reach for.</w:t>
       </w:r>
       <w:r>
-        <w:t xml:space="preserve"> A report belongs in Cowork. A script belongs in Code. A repeated weekly task belongs in a Project.</w:t>
+        <w:t xml:space="preserve"> A report belongs in Cowork. A script belongs in Code. A repeated weekly task belongs in a Project or under Scheduled.</w:t>
       </w:r>
     </w:p>
     <w:p>
@@ -2131,7 +2131,7 @@
         <w:t xml:space="preserve">Download the desktop app </w:t>
       </w:r>
       <w:r>
-        <w:t xml:space="preserve">from claude.com/download (Windows or macOS). Cowork lives in the desktop app, not the website.</w:t>
+        <w:t xml:space="preserve">from claude.com/download (Windows or macOS). You can start Cowork on the website or your phone too, but the work on your files runs on your PC through the desktop app (+ menu → Devices shows which computer).</w:t>
       </w:r>
     </w:p>
     <w:p>
@@ -2239,10 +2239,10 @@
           <w:b/>
           <w:bCs/>
         </w:rPr>
-        <w:t xml:space="preserve">Pick a model. </w:t>
-      </w:r>
-      <w:r>
-        <w:t xml:space="preserve">This is the engine. In a normal chat you can switch model per message — but in a Cowork conversation the model locks once you send the first message, so choose it before you start.</w:t>
+        <w:t xml:space="preserve">Pick a model and its effort. </w:t>
+      </w:r>
+      <w:r>
+        <w:t xml:space="preserve">Click the model name next to the message box. The model is the engine; Effort is how hard it thinks. In a normal chat you can switch model per message — but in a Cowork task the model locks once you send the first message, so choose it before you start.</w:t>
       </w:r>
     </w:p>
     <w:tbl>
@@ -2429,7 +2429,7 @@
                 <w:sz w:val="21"/>
                 <w:szCs w:val="21"/>
               </w:rPr>
-              <w:t xml:space="preserve">Sonnet (5)</w:t>
+              <w:t xml:space="preserve">Sonnet (5.5)</w:t>
             </w:r>
           </w:p>
         </w:tc>
@@ -2609,7 +2609,7 @@
               <w:spacing w:after="100" w:line="262"/>
             </w:pPr>
             <w:r>
-              <w:t xml:space="preserve">In Chat you can switch model between messages. In a Cowork conversation the model is fixed the moment you send the first message — to use a different one you start a new conversation (and lose that chat's built-up context). So choose deliberately up front. And mind the trade-off: a more capable model (Opus) gives better answers but uses more of your token allowance than Sonnet or Haiku.</w:t>
+              <w:t xml:space="preserve">In Chat you can switch model between messages. In a Cowork task the model is fixed the moment you send the first message — to use a different one you start a new task (and lose its built-up context). So choose deliberately up front. And mind the trade-off: a more capable model or a higher Effort gives better answers but uses more of your allowance.</w:t>
             </w:r>
           </w:p>
         </w:tc>
@@ -2739,7 +2739,7 @@
               <w:spacing w:after="100" w:line="262"/>
             </w:pPr>
             <w:r>
-              <w:t xml:space="preserve">Think in tiers, not version numbers: a small fast one (Haiku), a balanced one (Sonnet), the most capable (Opus), and an even higher flagship family (Fable). Anthropic releases new versions constantly — Fable 5.1, Opus 5.5 and Sonnet 5 all arrived in 2026 — so the exact numbers on this page will drift. Whatever the model picker shows you today is the truth. For real work, pick the most capable model you have.</w:t>
+              <w:t xml:space="preserve">Think in tiers, not version numbers: a small fast one (Haiku), an efficient one for simpler tasks (Sonnet), the everyday model for complex work (Opus), and a flagship for the toughest challenges (Fable). Anthropic releases new versions constantly — Fable 5.1, Opus 5.5 and Sonnet 5.5 all arrived in 2026 — so the exact numbers on this page will drift. Whatever the model picker shows you today is the truth.</w:t>
             </w:r>
           </w:p>
         </w:tc>
@@ -2762,10 +2762,10 @@
           <w:b/>
           <w:bCs/>
         </w:rPr>
-        <w:t xml:space="preserve">Turn on Extended Thinking and Web Search. </w:t>
-      </w:r>
-      <w:r>
-        <w:t xml:space="preserve">Extended Thinking makes Claude reason before answering. Web Search lets it check facts instead of guessing — the best cure for making things up. Leave both on for serious work.</w:t>
+        <w:t xml:space="preserve">Set Effort and keep Web search on. </w:t>
+      </w:r>
+      <w:r>
+        <w:t xml:space="preserve">Effort (Low, Medium, High, Extra, Max) is how much Claude reasons before answering; Medium is recommended, and higher levels are slower and use your limits faster. Web search, a tick in the + menu, lets it check facts instead of guessing — the best cure for making things up.</w:t>
       </w:r>
     </w:p>
     <w:tbl>
@@ -2888,7 +2888,7 @@
               <w:spacing w:after="100" w:line="262"/>
             </w:pPr>
             <w:r>
-              <w:t xml:space="preserve">In my experience, Opus + Extended Thinking + Web Search turned on makes the biggest difference to your results. It takes one minute to set up.</w:t>
+              <w:t xml:space="preserve">In my experience, Opus with Effort on Medium (High for the hard jobs) and Web search on makes the biggest difference to your results. It takes one minute to set up.</w:t>
             </w:r>
           </w:p>
         </w:tc>
@@ -3637,10 +3637,10 @@
           <w:b/>
           <w:bCs/>
         </w:rPr>
-        <w:t xml:space="preserve">Keep Web Search on </w:t>
-      </w:r>
-      <w:r>
-        <w:t xml:space="preserve">so Claude verifies facts against live sources instead of guessing from memory.</w:t>
+        <w:t xml:space="preserve">Keep Web search on </w:t>
+      </w:r>
+      <w:r>
+        <w:t xml:space="preserve">(a tick in the + menu) so Claude verifies facts against live sources instead of guessing from memory.</w:t>
       </w:r>
     </w:p>
     <w:p>
@@ -4160,7 +4160,7 @@
                 <w:sz w:val="21"/>
                 <w:szCs w:val="21"/>
               </w:rPr>
-              <w:t xml:space="preserve">The website and the desktop app are the same.</w:t>
+              <w:t xml:space="preserve">Cowork is only for the desktop app.</w:t>
             </w:r>
           </w:p>
         </w:tc>
@@ -4181,7 +4181,7 @@
                 <w:sz w:val="21"/>
                 <w:szCs w:val="21"/>
               </w:rPr>
-              <w:t xml:space="preserve">The desktop app does far more — Cowork and Code live only there.</w:t>
+              <w:t xml:space="preserve">You can start Cowork on the website or your phone, but the work on your files runs on your PC through the desktop app. Install it.</w:t>
             </w:r>
           </w:p>
         </w:tc>
@@ -4774,7 +4774,7 @@
         <w:spacing w:after="100" w:line="262"/>
       </w:pPr>
       <w:r>
-        <w:t xml:space="preserve">Cowork is the most important shift in how Claude is used. It is a desktop app that points at a folder on your computer and treats it as its workspace. It reads your files, writes new ones, runs code in the background, and asks you questions before doing anything important.</w:t>
+        <w:t xml:space="preserve">Cowork is the most important shift in how Claude is used. Switch the message box to Cowork and Claude works in a folder on your computer as its workspace. It reads your files, writes new ones, runs code in the background, and asks you questions before doing anything important.</w:t>
       </w:r>
     </w:p>
     <w:p>
@@ -4795,7 +4795,7 @@
         <w:t xml:space="preserve">employee</w:t>
       </w:r>
       <w:r>
-        <w:t xml:space="preserve">. You describe the outcome, it reads the relevant files, asks for clarifications through a clickable form, and comes back with a finished deliverable. As of mid-2026 it is generally available on all paid plans (Pro, Max, Team, and Enterprise) through the desktop app for Windows and macOS, which now shares one home with Chat — your Projects sit in the left sidebar, so if one seems to vanish after an update, look there or use search.</w:t>
+        <w:t xml:space="preserve">. You describe the outcome, it reads the relevant files, asks for clarifications through a clickable form, and comes back with a finished deliverable. It is available on the paid plans (Pro, Max, Team and Enterprise). You can start a task on the website, your phone or the desktop app; the work on your files runs on your PC through the desktop app. The + menu → Devices shows which computer.</w:t>
       </w:r>
     </w:p>
     <w:tbl>
@@ -5148,10 +5148,10 @@
           <w:b/>
           <w:bCs/>
         </w:rPr>
-        <w:t xml:space="preserve">Scheduled tasks </w:t>
-      </w:r>
-      <w:r>
-        <w:t xml:space="preserve">let a saved routine run on its own — a digest every weekday at 7am (your computer has to be awake).</w:t>
+        <w:t xml:space="preserve">Scheduled </w:t>
+      </w:r>
+      <w:r>
+        <w:t xml:space="preserve">(in the left sidebar) lets a saved routine run on its own — a digest every weekday at 7am (your computer has to be awake).</w:t>
       </w:r>
     </w:p>
     <w:p>
@@ -5171,10 +5171,10 @@
           <w:b/>
           <w:bCs/>
         </w:rPr>
-        <w:t xml:space="preserve">Dispatch </w:t>
-      </w:r>
-      <w:r>
-        <w:t xml:space="preserve">lets you hand Claude a task from your phone; the desktop app does the work and you open the result later. Beta on Pro and Max; needs both the desktop and mobile apps.</w:t>
+        <w:t xml:space="preserve">Devices </w:t>
+      </w:r>
+      <w:r>
+        <w:t xml:space="preserve">(+ menu in Cowork) lets you start a task from your phone or the website and choose which of your computers runs it; the desktop app does the work and you open the result later.</w:t>
       </w:r>
     </w:p>
     <w:p>
@@ -5602,7 +5602,7 @@
                 <w:sz w:val="21"/>
                 <w:szCs w:val="21"/>
               </w:rPr>
-              <w:t xml:space="preserve">No scheduled tasks.</w:t>
+              <w:t xml:space="preserve">Nothing under Scheduled.</w:t>
             </w:r>
           </w:p>
         </w:tc>
@@ -6840,7 +6840,7 @@
               <w:spacing w:after="100" w:line="262"/>
             </w:pPr>
             <w:r>
-              <w:t xml:space="preserve">New in Cowork (mid-2026): open the + menu in the desktop app and choose "Record a skill." Claude records your screen and your voice while you do the task once — you talk through your choices as you go — and turns it into a reusable skill. No writing required, which makes it the easiest on-ramp for a job that is simpler to show than to describe. Do not record passwords, secrets, or private information. Available on Pro, Max and Team.</w:t>
+              <w:t xml:space="preserve">New in Cowork (mid-2026): in the desktop app, open the + menu and choose "Record a skill" (if you see it). Claude records your screen and your voice while you do the task once — you talk through your choices as you go — and turns it into a reusable skill. No writing required, which makes it the easiest on-ramp for a job that is simpler to show than to describe. Do not record passwords, secrets, or private information.</w:t>
             </w:r>
           </w:p>
         </w:tc>
@@ -7148,7 +7148,7 @@
         <w:t xml:space="preserve">Verify anything that matters. </w:t>
       </w:r>
       <w:r>
-        <w:t xml:space="preserve">For numbers, legal or money decisions, check the source — and use Web Search so Claude checks too.</w:t>
+        <w:t xml:space="preserve">For numbers, legal or money decisions, check the source — and use Web search so Claude checks too.</w:t>
       </w:r>
     </w:p>
     <w:tbl>
@@ -8000,7 +8000,7 @@
         <w:spacing w:after="46" w:line="258"/>
       </w:pPr>
       <w:r>
-        <w:t xml:space="preserve">Set the model to Opus; turn on Extended Thinking and Web Search.</w:t>
+        <w:t xml:space="preserve">Set the model to Opus, Effort on Medium; check that Web search is ticked in the + menu.</w:t>
       </w:r>
     </w:p>
     <w:p>
@@ -8032,7 +8032,7 @@
         <w:spacing w:after="46" w:line="258"/>
       </w:pPr>
       <w:r>
-        <w:t xml:space="preserve">Open Cowork, point it at that folder.</w:t>
+        <w:t xml:space="preserve">Switch the message box to Cowork and choose that folder.</w:t>
       </w:r>
     </w:p>
     <w:p>
@@ -8666,7 +8666,7 @@
                 <w:sz w:val="21"/>
                 <w:szCs w:val="21"/>
               </w:rPr>
-              <w:t xml:space="preserve">Extended Thinking</w:t>
+              <w:t xml:space="preserve">Effort</w:t>
             </w:r>
           </w:p>
         </w:tc>
@@ -8690,7 +8690,7 @@
                 <w:sz w:val="21"/>
                 <w:szCs w:val="21"/>
               </w:rPr>
-              <w:t xml:space="preserve">A mode where Claude reasons before answering.</w:t>
+              <w:t xml:space="preserve">How hard Claude thinks before answering: Low, Medium (recommended), High, Extra, Max.</w:t>
             </w:r>
           </w:p>
         </w:tc>
@@ -8719,7 +8719,7 @@
                 <w:sz w:val="21"/>
                 <w:szCs w:val="21"/>
               </w:rPr>
-              <w:t xml:space="preserve">Web Search</w:t>
+              <w:t xml:space="preserve">Web search</w:t>
             </w:r>
           </w:p>
         </w:tc>
@@ -8743,7 +8743,7 @@
                 <w:sz w:val="21"/>
                 <w:szCs w:val="21"/>
               </w:rPr>
-              <w:t xml:space="preserve">Lets Claude check facts online instead of guessing.</w:t>
+              <w:t xml:space="preserve">Lets Claude check facts online instead of guessing. A tick in the + menu.</w:t>
             </w:r>
           </w:p>
         </w:tc>
@@ -8950,7 +8950,7 @@
                 <w:sz w:val="21"/>
                 <w:szCs w:val="21"/>
               </w:rPr>
-              <w:t xml:space="preserve">The desktop agent that works inside a folder and produces finished files.</w:t>
+              <w:t xml:space="preserve">The mode of the message box where Claude works inside a folder and produces finished files.</w:t>
             </w:r>
           </w:p>
         </w:tc>
@@ -9610,7 +9610,7 @@
                 <w:sz w:val="21"/>
                 <w:szCs w:val="21"/>
               </w:rPr>
-              <w:t xml:space="preserve">Dispatch</w:t>
+              <w:t xml:space="preserve">Devices</w:t>
             </w:r>
           </w:p>
         </w:tc>
@@ -9634,7 +9634,7 @@
                 <w:sz w:val="21"/>
                 <w:szCs w:val="21"/>
               </w:rPr>
-              <w:t xml:space="preserve">Starting a Cowork task from your phone; the desktop does the work.</w:t>
+              <w:t xml:space="preserve">Choosing which of your computers runs a Cowork task (+ menu → Devices).</w:t>
             </w:r>
           </w:p>
         </w:tc>
